--- a/slot1/Exercise1.docx
+++ b/slot1/Exercise1.docx
@@ -67,7 +67,7 @@
             <w:fldChar w:fldCharType="begin"/>
           </w:r>
           <w:r>
-            <w:instrText xml:space="preserve"> HYPERLINK \l _Toc16232 </w:instrText>
+            <w:instrText xml:space="preserve"> HYPERLINK \l _Toc30886 </w:instrText>
           </w:r>
           <w:r>
             <w:fldChar w:fldCharType="separate"/>
@@ -89,13 +89,13 @@
             <w:fldChar w:fldCharType="begin"/>
           </w:r>
           <w:r>
-            <w:instrText xml:space="preserve"> PAGEREF _Toc16232 \h </w:instrText>
-          </w:r>
-          <w:r>
-            <w:fldChar w:fldCharType="separate"/>
-          </w:r>
-          <w:r>
-            <w:t>3</w:t>
+            <w:instrText xml:space="preserve"> PAGEREF _Toc30886 \h </w:instrText>
+          </w:r>
+          <w:r>
+            <w:fldChar w:fldCharType="separate"/>
+          </w:r>
+          <w:r>
+            <w:t>2</w:t>
           </w:r>
           <w:r>
             <w:fldChar w:fldCharType="end"/>
@@ -115,7 +115,7 @@
             <w:fldChar w:fldCharType="begin"/>
           </w:r>
           <w:r>
-            <w:instrText xml:space="preserve"> HYPERLINK \l _Toc24215 </w:instrText>
+            <w:instrText xml:space="preserve"> HYPERLINK \l _Toc15315 </w:instrText>
           </w:r>
           <w:r>
             <w:fldChar w:fldCharType="separate"/>
@@ -137,13 +137,13 @@
             <w:fldChar w:fldCharType="begin"/>
           </w:r>
           <w:r>
-            <w:instrText xml:space="preserve"> PAGEREF _Toc24215 \h </w:instrText>
-          </w:r>
-          <w:r>
-            <w:fldChar w:fldCharType="separate"/>
-          </w:r>
-          <w:r>
-            <w:t>3</w:t>
+            <w:instrText xml:space="preserve"> PAGEREF _Toc15315 \h </w:instrText>
+          </w:r>
+          <w:r>
+            <w:fldChar w:fldCharType="separate"/>
+          </w:r>
+          <w:r>
+            <w:t>2</w:t>
           </w:r>
           <w:r>
             <w:fldChar w:fldCharType="end"/>
@@ -163,7 +163,7 @@
             <w:fldChar w:fldCharType="begin"/>
           </w:r>
           <w:r>
-            <w:instrText xml:space="preserve"> HYPERLINK \l _Toc14386 </w:instrText>
+            <w:instrText xml:space="preserve"> HYPERLINK \l _Toc7205 </w:instrText>
           </w:r>
           <w:r>
             <w:fldChar w:fldCharType="separate"/>
@@ -178,13 +178,13 @@
             <w:fldChar w:fldCharType="begin"/>
           </w:r>
           <w:r>
-            <w:instrText xml:space="preserve"> PAGEREF _Toc14386 \h </w:instrText>
-          </w:r>
-          <w:r>
-            <w:fldChar w:fldCharType="separate"/>
-          </w:r>
-          <w:r>
-            <w:t>3</w:t>
+            <w:instrText xml:space="preserve"> PAGEREF _Toc7205 \h </w:instrText>
+          </w:r>
+          <w:r>
+            <w:fldChar w:fldCharType="separate"/>
+          </w:r>
+          <w:r>
+            <w:t>2</w:t>
           </w:r>
           <w:r>
             <w:fldChar w:fldCharType="end"/>
@@ -204,7 +204,7 @@
             <w:fldChar w:fldCharType="begin"/>
           </w:r>
           <w:r>
-            <w:instrText xml:space="preserve"> HYPERLINK \l _Toc17052 </w:instrText>
+            <w:instrText xml:space="preserve"> HYPERLINK \l _Toc24659 </w:instrText>
           </w:r>
           <w:r>
             <w:fldChar w:fldCharType="separate"/>
@@ -219,13 +219,13 @@
             <w:fldChar w:fldCharType="begin"/>
           </w:r>
           <w:r>
-            <w:instrText xml:space="preserve"> PAGEREF _Toc17052 \h </w:instrText>
-          </w:r>
-          <w:r>
-            <w:fldChar w:fldCharType="separate"/>
-          </w:r>
-          <w:r>
-            <w:t>3</w:t>
+            <w:instrText xml:space="preserve"> PAGEREF _Toc24659 \h </w:instrText>
+          </w:r>
+          <w:r>
+            <w:fldChar w:fldCharType="separate"/>
+          </w:r>
+          <w:r>
+            <w:t>2</w:t>
           </w:r>
           <w:r>
             <w:fldChar w:fldCharType="end"/>
@@ -245,7 +245,7 @@
             <w:fldChar w:fldCharType="begin"/>
           </w:r>
           <w:r>
-            <w:instrText xml:space="preserve"> HYPERLINK \l _Toc26529 </w:instrText>
+            <w:instrText xml:space="preserve"> HYPERLINK \l _Toc31816 </w:instrText>
           </w:r>
           <w:r>
             <w:fldChar w:fldCharType="separate"/>
@@ -260,13 +260,13 @@
             <w:fldChar w:fldCharType="begin"/>
           </w:r>
           <w:r>
-            <w:instrText xml:space="preserve"> PAGEREF _Toc26529 \h </w:instrText>
-          </w:r>
-          <w:r>
-            <w:fldChar w:fldCharType="separate"/>
-          </w:r>
-          <w:r>
-            <w:t>3</w:t>
+            <w:instrText xml:space="preserve"> PAGEREF _Toc31816 \h </w:instrText>
+          </w:r>
+          <w:r>
+            <w:fldChar w:fldCharType="separate"/>
+          </w:r>
+          <w:r>
+            <w:t>2</w:t>
           </w:r>
           <w:r>
             <w:fldChar w:fldCharType="end"/>
@@ -286,13 +286,23 @@
             <w:fldChar w:fldCharType="begin"/>
           </w:r>
           <w:r>
-            <w:instrText xml:space="preserve"> HYPERLINK \l _Toc19960 </w:instrText>
-          </w:r>
-          <w:r>
-            <w:fldChar w:fldCharType="separate"/>
-          </w:r>
-          <w:r>
-            <w:t>2.2. High Cohesion là gì?</w:t>
+            <w:instrText xml:space="preserve"> HYPERLINK \l _Toc26394 </w:instrText>
+          </w:r>
+          <w:r>
+            <w:fldChar w:fldCharType="separate"/>
+          </w:r>
+          <w:r>
+            <w:t>2.</w:t>
+          </w:r>
+          <w:r>
+            <w:rPr>
+              <w:rFonts w:hint="default"/>
+              <w:lang w:val="en-US"/>
+            </w:rPr>
+            <w:t>2</w:t>
+          </w:r>
+          <w:r>
+            <w:t>. Ví dụ</w:t>
           </w:r>
           <w:r>
             <w:tab/>
@@ -301,13 +311,13 @@
             <w:fldChar w:fldCharType="begin"/>
           </w:r>
           <w:r>
-            <w:instrText xml:space="preserve"> PAGEREF _Toc19960 \h </w:instrText>
-          </w:r>
-          <w:r>
-            <w:fldChar w:fldCharType="separate"/>
-          </w:r>
-          <w:r>
-            <w:t>3</w:t>
+            <w:instrText xml:space="preserve"> PAGEREF _Toc26394 \h </w:instrText>
+          </w:r>
+          <w:r>
+            <w:fldChar w:fldCharType="separate"/>
+          </w:r>
+          <w:r>
+            <w:t>2</w:t>
           </w:r>
           <w:r>
             <w:fldChar w:fldCharType="end"/>
@@ -327,13 +337,23 @@
             <w:fldChar w:fldCharType="begin"/>
           </w:r>
           <w:r>
-            <w:instrText xml:space="preserve"> HYPERLINK \l _Toc29741 </w:instrText>
-          </w:r>
-          <w:r>
-            <w:fldChar w:fldCharType="separate"/>
-          </w:r>
-          <w:r>
-            <w:t>2.3. Ví dụ thiết kế sai</w:t>
+            <w:instrText xml:space="preserve"> HYPERLINK \l _Toc16902 </w:instrText>
+          </w:r>
+          <w:r>
+            <w:fldChar w:fldCharType="separate"/>
+          </w:r>
+          <w:r>
+            <w:t>2.</w:t>
+          </w:r>
+          <w:r>
+            <w:rPr>
+              <w:rFonts w:hint="default"/>
+              <w:lang w:val="en-US"/>
+            </w:rPr>
+            <w:t>3</w:t>
+          </w:r>
+          <w:r>
+            <w:t>. Lợi ích</w:t>
           </w:r>
           <w:r>
             <w:tab/>
@@ -342,7 +362,48 @@
             <w:fldChar w:fldCharType="begin"/>
           </w:r>
           <w:r>
-            <w:instrText xml:space="preserve"> PAGEREF _Toc29741 \h </w:instrText>
+            <w:instrText xml:space="preserve"> PAGEREF _Toc16902 \h </w:instrText>
+          </w:r>
+          <w:r>
+            <w:fldChar w:fldCharType="separate"/>
+          </w:r>
+          <w:r>
+            <w:t>3</w:t>
+          </w:r>
+          <w:r>
+            <w:fldChar w:fldCharType="end"/>
+          </w:r>
+          <w:r>
+            <w:fldChar w:fldCharType="end"/>
+          </w:r>
+        </w:p>
+        <w:p>
+          <w:pPr>
+            <w:pStyle w:val="12"/>
+            <w:tabs>
+              <w:tab w:val="right" w:leader="dot" w:pos="9026"/>
+            </w:tabs>
+          </w:pPr>
+          <w:r>
+            <w:fldChar w:fldCharType="begin"/>
+          </w:r>
+          <w:r>
+            <w:instrText xml:space="preserve"> HYPERLINK \l _Toc6346 </w:instrText>
+          </w:r>
+          <w:r>
+            <w:fldChar w:fldCharType="separate"/>
+          </w:r>
+          <w:r>
+            <w:t>3. Loose Coupling</w:t>
+          </w:r>
+          <w:r>
+            <w:tab/>
+          </w:r>
+          <w:r>
+            <w:fldChar w:fldCharType="begin"/>
+          </w:r>
+          <w:r>
+            <w:instrText xml:space="preserve"> PAGEREF _Toc6346 \h </w:instrText>
           </w:r>
           <w:r>
             <w:fldChar w:fldCharType="separate"/>
@@ -368,13 +429,13 @@
             <w:fldChar w:fldCharType="begin"/>
           </w:r>
           <w:r>
-            <w:instrText xml:space="preserve"> HYPERLINK \l _Toc10643 </w:instrText>
-          </w:r>
-          <w:r>
-            <w:fldChar w:fldCharType="separate"/>
-          </w:r>
-          <w:r>
-            <w:t>2.4. Ví dụ thiết kế đúng</w:t>
+            <w:instrText xml:space="preserve"> HYPERLINK \l _Toc28885 </w:instrText>
+          </w:r>
+          <w:r>
+            <w:fldChar w:fldCharType="separate"/>
+          </w:r>
+          <w:r>
+            <w:t>3.1. Khái niệm</w:t>
           </w:r>
           <w:r>
             <w:tab/>
@@ -383,7 +444,7 @@
             <w:fldChar w:fldCharType="begin"/>
           </w:r>
           <w:r>
-            <w:instrText xml:space="preserve"> PAGEREF _Toc10643 \h </w:instrText>
+            <w:instrText xml:space="preserve"> PAGEREF _Toc28885 \h </w:instrText>
           </w:r>
           <w:r>
             <w:fldChar w:fldCharType="separate"/>
@@ -409,16 +470,23 @@
             <w:fldChar w:fldCharType="begin"/>
           </w:r>
           <w:r>
-            <w:instrText xml:space="preserve"> HYPERLINK \l _Toc13892 </w:instrText>
-          </w:r>
-          <w:r>
-            <w:fldChar w:fldCharType="separate"/>
-          </w:r>
-          <w:r>
-            <w:t xml:space="preserve"> </w:t>
-          </w:r>
-          <w:r>
-            <w:t>2.5. Lợi ích</w:t>
+            <w:instrText xml:space="preserve"> HYPERLINK \l _Toc23259 </w:instrText>
+          </w:r>
+          <w:r>
+            <w:fldChar w:fldCharType="separate"/>
+          </w:r>
+          <w:r>
+            <w:t>3.</w:t>
+          </w:r>
+          <w:r>
+            <w:rPr>
+              <w:rFonts w:hint="default"/>
+              <w:lang w:val="en-US"/>
+            </w:rPr>
+            <w:t>2</w:t>
+          </w:r>
+          <w:r>
+            <w:t>. Ví dụ code Java</w:t>
           </w:r>
           <w:r>
             <w:tab/>
@@ -427,13 +495,64 @@
             <w:fldChar w:fldCharType="begin"/>
           </w:r>
           <w:r>
-            <w:instrText xml:space="preserve"> PAGEREF _Toc13892 \h </w:instrText>
-          </w:r>
-          <w:r>
-            <w:fldChar w:fldCharType="separate"/>
-          </w:r>
-          <w:r>
+            <w:instrText xml:space="preserve"> PAGEREF _Toc23259 \h </w:instrText>
+          </w:r>
+          <w:r>
+            <w:fldChar w:fldCharType="separate"/>
+          </w:r>
+          <w:r>
+            <w:t>4</w:t>
+          </w:r>
+          <w:r>
+            <w:fldChar w:fldCharType="end"/>
+          </w:r>
+          <w:r>
+            <w:fldChar w:fldCharType="end"/>
+          </w:r>
+        </w:p>
+        <w:p>
+          <w:pPr>
+            <w:pStyle w:val="13"/>
+            <w:tabs>
+              <w:tab w:val="right" w:leader="dot" w:pos="9026"/>
+            </w:tabs>
+          </w:pPr>
+          <w:r>
+            <w:fldChar w:fldCharType="begin"/>
+          </w:r>
+          <w:r>
+            <w:instrText xml:space="preserve"> HYPERLINK \l _Toc28866 </w:instrText>
+          </w:r>
+          <w:r>
+            <w:fldChar w:fldCharType="separate"/>
+          </w:r>
+          <w:r>
+            <w:t>3.</w:t>
+          </w:r>
+          <w:r>
+            <w:rPr>
+              <w:rFonts w:hint="default"/>
+              <w:lang w:val="en-US"/>
+            </w:rPr>
             <w:t>3</w:t>
+          </w:r>
+          <w:r>
+            <w:t>. Lợi ích</w:t>
+          </w:r>
+          <w:r>
+            <w:tab/>
+          </w:r>
+          <w:r>
+            <w:fldChar w:fldCharType="begin"/>
+          </w:r>
+          <w:r>
+            <w:instrText xml:space="preserve"> PAGEREF _Toc28866 \h </w:instrText>
+          </w:r>
+          <w:r>
+            <w:fldChar w:fldCharType="separate"/>
+          </w:r>
+          <w:r>
+            <w:t>4</w:t>
           </w:r>
           <w:r>
             <w:fldChar w:fldCharType="end"/>
@@ -453,13 +572,13 @@
             <w:fldChar w:fldCharType="begin"/>
           </w:r>
           <w:r>
-            <w:instrText xml:space="preserve"> HYPERLINK \l _Toc23225 </w:instrText>
-          </w:r>
-          <w:r>
-            <w:fldChar w:fldCharType="separate"/>
-          </w:r>
-          <w:r>
-            <w:t>3. Loose Coupling</w:t>
+            <w:instrText xml:space="preserve"> HYPERLINK \l _Toc29653 </w:instrText>
+          </w:r>
+          <w:r>
+            <w:fldChar w:fldCharType="separate"/>
+          </w:r>
+          <w:r>
+            <w:t>4. Domain-Driven Design (DDD)</w:t>
           </w:r>
           <w:r>
             <w:tab/>
@@ -468,13 +587,13 @@
             <w:fldChar w:fldCharType="begin"/>
           </w:r>
           <w:r>
-            <w:instrText xml:space="preserve"> PAGEREF _Toc23225 \h </w:instrText>
-          </w:r>
-          <w:r>
-            <w:fldChar w:fldCharType="separate"/>
-          </w:r>
-          <w:r>
-            <w:t>3</w:t>
+            <w:instrText xml:space="preserve"> PAGEREF _Toc29653 \h </w:instrText>
+          </w:r>
+          <w:r>
+            <w:fldChar w:fldCharType="separate"/>
+          </w:r>
+          <w:r>
+            <w:t>4</w:t>
           </w:r>
           <w:r>
             <w:fldChar w:fldCharType="end"/>
@@ -494,13 +613,13 @@
             <w:fldChar w:fldCharType="begin"/>
           </w:r>
           <w:r>
-            <w:instrText xml:space="preserve"> HYPERLINK \l _Toc23087 </w:instrText>
-          </w:r>
-          <w:r>
-            <w:fldChar w:fldCharType="separate"/>
-          </w:r>
-          <w:r>
-            <w:t>3.2. Tight Coupling vs Loose Coupling</w:t>
+            <w:instrText xml:space="preserve"> HYPERLINK \l _Toc6712 </w:instrText>
+          </w:r>
+          <w:r>
+            <w:fldChar w:fldCharType="separate"/>
+          </w:r>
+          <w:r>
+            <w:t>4.1. Domain là gì?</w:t>
           </w:r>
           <w:r>
             <w:tab/>
@@ -509,13 +628,13 @@
             <w:fldChar w:fldCharType="begin"/>
           </w:r>
           <w:r>
-            <w:instrText xml:space="preserve"> PAGEREF _Toc23087 \h </w:instrText>
-          </w:r>
-          <w:r>
-            <w:fldChar w:fldCharType="separate"/>
-          </w:r>
-          <w:r>
-            <w:t>3</w:t>
+            <w:instrText xml:space="preserve"> PAGEREF _Toc6712 \h </w:instrText>
+          </w:r>
+          <w:r>
+            <w:fldChar w:fldCharType="separate"/>
+          </w:r>
+          <w:r>
+            <w:t>4</w:t>
           </w:r>
           <w:r>
             <w:fldChar w:fldCharType="end"/>
@@ -535,13 +654,30 @@
             <w:fldChar w:fldCharType="begin"/>
           </w:r>
           <w:r>
-            <w:instrText xml:space="preserve"> HYPERLINK \l _Toc28664 </w:instrText>
-          </w:r>
-          <w:r>
-            <w:fldChar w:fldCharType="separate"/>
-          </w:r>
-          <w:r>
-            <w:t>3.3. Ví dụ code Java</w:t>
+            <w:instrText xml:space="preserve"> HYPERLINK \l _Toc24170 </w:instrText>
+          </w:r>
+          <w:r>
+            <w:fldChar w:fldCharType="separate"/>
+          </w:r>
+          <w:r>
+            <w:t>4.</w:t>
+          </w:r>
+          <w:r>
+            <w:rPr>
+              <w:rFonts w:hint="default"/>
+              <w:lang w:val="en-US"/>
+            </w:rPr>
+            <w:t>2</w:t>
+          </w:r>
+          <w:r>
+            <w:t>. Service</w:t>
+          </w:r>
+          <w:r>
+            <w:rPr>
+              <w:rFonts w:hint="default"/>
+              <w:lang w:val="en-US"/>
+            </w:rPr>
+            <w:t>, events.</w:t>
           </w:r>
           <w:r>
             <w:tab/>
@@ -550,13 +686,13 @@
             <w:fldChar w:fldCharType="begin"/>
           </w:r>
           <w:r>
-            <w:instrText xml:space="preserve"> PAGEREF _Toc28664 \h </w:instrText>
-          </w:r>
-          <w:r>
-            <w:fldChar w:fldCharType="separate"/>
-          </w:r>
-          <w:r>
-            <w:t>3</w:t>
+            <w:instrText xml:space="preserve"> PAGEREF _Toc24170 \h </w:instrText>
+          </w:r>
+          <w:r>
+            <w:fldChar w:fldCharType="separate"/>
+          </w:r>
+          <w:r>
+            <w:t>5</w:t>
           </w:r>
           <w:r>
             <w:fldChar w:fldCharType="end"/>
@@ -576,13 +712,23 @@
             <w:fldChar w:fldCharType="begin"/>
           </w:r>
           <w:r>
-            <w:instrText xml:space="preserve"> HYPERLINK \l _Toc8717 </w:instrText>
-          </w:r>
-          <w:r>
-            <w:fldChar w:fldCharType="separate"/>
-          </w:r>
-          <w:r>
-            <w:t>3.4. Dependency Injection</w:t>
+            <w:instrText xml:space="preserve"> HYPERLINK \l _Toc22831 </w:instrText>
+          </w:r>
+          <w:r>
+            <w:fldChar w:fldCharType="separate"/>
+          </w:r>
+          <w:r>
+            <w:t>4.</w:t>
+          </w:r>
+          <w:r>
+            <w:rPr>
+              <w:rFonts w:hint="default"/>
+              <w:lang w:val="en-US"/>
+            </w:rPr>
+            <w:t>3</w:t>
+          </w:r>
+          <w:r>
+            <w:t xml:space="preserve">. Khi nào nên dùng DDD </w:t>
           </w:r>
           <w:r>
             <w:tab/>
@@ -591,13 +737,54 @@
             <w:fldChar w:fldCharType="begin"/>
           </w:r>
           <w:r>
-            <w:instrText xml:space="preserve"> PAGEREF _Toc8717 \h </w:instrText>
-          </w:r>
-          <w:r>
-            <w:fldChar w:fldCharType="separate"/>
-          </w:r>
-          <w:r>
-            <w:t>3</w:t>
+            <w:instrText xml:space="preserve"> PAGEREF _Toc22831 \h </w:instrText>
+          </w:r>
+          <w:r>
+            <w:fldChar w:fldCharType="separate"/>
+          </w:r>
+          <w:r>
+            <w:t>5</w:t>
+          </w:r>
+          <w:r>
+            <w:fldChar w:fldCharType="end"/>
+          </w:r>
+          <w:r>
+            <w:fldChar w:fldCharType="end"/>
+          </w:r>
+        </w:p>
+        <w:p>
+          <w:pPr>
+            <w:pStyle w:val="12"/>
+            <w:tabs>
+              <w:tab w:val="right" w:leader="dot" w:pos="9026"/>
+            </w:tabs>
+          </w:pPr>
+          <w:r>
+            <w:fldChar w:fldCharType="begin"/>
+          </w:r>
+          <w:r>
+            <w:instrText xml:space="preserve"> HYPERLINK \l _Toc2690 </w:instrText>
+          </w:r>
+          <w:r>
+            <w:fldChar w:fldCharType="separate"/>
+          </w:r>
+          <w:r>
+            <w:t>5. Decentralization</w:t>
+          </w:r>
+          <w:r>
+            <w:tab/>
+          </w:r>
+          <w:r>
+            <w:fldChar w:fldCharType="begin"/>
+          </w:r>
+          <w:r>
+            <w:instrText xml:space="preserve"> PAGEREF _Toc2690 \h </w:instrText>
+          </w:r>
+          <w:r>
+            <w:fldChar w:fldCharType="separate"/>
+          </w:r>
+          <w:r>
+            <w:t>5</w:t>
           </w:r>
           <w:r>
             <w:fldChar w:fldCharType="end"/>
@@ -617,13 +804,13 @@
             <w:fldChar w:fldCharType="begin"/>
           </w:r>
           <w:r>
-            <w:instrText xml:space="preserve"> HYPERLINK \l _Toc25012 </w:instrText>
-          </w:r>
-          <w:r>
-            <w:fldChar w:fldCharType="separate"/>
-          </w:r>
-          <w:r>
-            <w:t xml:space="preserve">3.5. Lợi ích </w:t>
+            <w:instrText xml:space="preserve"> HYPERLINK \l _Toc27283 </w:instrText>
+          </w:r>
+          <w:r>
+            <w:fldChar w:fldCharType="separate"/>
+          </w:r>
+          <w:r>
+            <w:t>5.1. Khái niệm</w:t>
           </w:r>
           <w:r>
             <w:tab/>
@@ -632,13 +819,115 @@
             <w:fldChar w:fldCharType="begin"/>
           </w:r>
           <w:r>
-            <w:instrText xml:space="preserve"> PAGEREF _Toc25012 \h </w:instrText>
-          </w:r>
-          <w:r>
-            <w:fldChar w:fldCharType="separate"/>
-          </w:r>
-          <w:r>
-            <w:t>4</w:t>
+            <w:instrText xml:space="preserve"> PAGEREF _Toc27283 \h </w:instrText>
+          </w:r>
+          <w:r>
+            <w:fldChar w:fldCharType="separate"/>
+          </w:r>
+          <w:r>
+            <w:t>5</w:t>
+          </w:r>
+          <w:r>
+            <w:fldChar w:fldCharType="end"/>
+          </w:r>
+          <w:r>
+            <w:fldChar w:fldCharType="end"/>
+          </w:r>
+        </w:p>
+        <w:p>
+          <w:pPr>
+            <w:pStyle w:val="13"/>
+            <w:tabs>
+              <w:tab w:val="right" w:leader="dot" w:pos="9026"/>
+            </w:tabs>
+          </w:pPr>
+          <w:r>
+            <w:fldChar w:fldCharType="begin"/>
+          </w:r>
+          <w:r>
+            <w:instrText xml:space="preserve"> HYPERLINK \l _Toc9070 </w:instrText>
+          </w:r>
+          <w:r>
+            <w:fldChar w:fldCharType="separate"/>
+          </w:r>
+          <w:r>
+            <w:t>5.</w:t>
+          </w:r>
+          <w:r>
+            <w:rPr>
+              <w:rFonts w:hint="default"/>
+              <w:lang w:val="en-US"/>
+            </w:rPr>
+            <w:t>2</w:t>
+          </w:r>
+          <w:r>
+            <w:t>. Ví dụ Microservices</w:t>
+          </w:r>
+          <w:r>
+            <w:tab/>
+          </w:r>
+          <w:r>
+            <w:fldChar w:fldCharType="begin"/>
+          </w:r>
+          <w:r>
+            <w:instrText xml:space="preserve"> PAGEREF _Toc9070 \h </w:instrText>
+          </w:r>
+          <w:r>
+            <w:fldChar w:fldCharType="separate"/>
+          </w:r>
+          <w:r>
+            <w:t>5</w:t>
+          </w:r>
+          <w:r>
+            <w:fldChar w:fldCharType="end"/>
+          </w:r>
+          <w:r>
+            <w:fldChar w:fldCharType="end"/>
+          </w:r>
+        </w:p>
+        <w:p>
+          <w:pPr>
+            <w:pStyle w:val="13"/>
+            <w:tabs>
+              <w:tab w:val="right" w:leader="dot" w:pos="9026"/>
+            </w:tabs>
+          </w:pPr>
+          <w:r>
+            <w:fldChar w:fldCharType="begin"/>
+          </w:r>
+          <w:r>
+            <w:instrText xml:space="preserve"> HYPERLINK \l _Toc3621 </w:instrText>
+          </w:r>
+          <w:r>
+            <w:fldChar w:fldCharType="separate"/>
+          </w:r>
+          <w:r>
+            <w:t>5.</w:t>
+          </w:r>
+          <w:r>
+            <w:rPr>
+              <w:rFonts w:hint="default"/>
+              <w:lang w:val="en-US"/>
+            </w:rPr>
+            <w:t>3</w:t>
+          </w:r>
+          <w:r>
+            <w:t xml:space="preserve">. Ưu điểm và nhược điểm </w:t>
+          </w:r>
+          <w:r>
+            <w:tab/>
+          </w:r>
+          <w:r>
+            <w:fldChar w:fldCharType="begin"/>
+          </w:r>
+          <w:r>
+            <w:instrText xml:space="preserve"> PAGEREF _Toc3621 \h </w:instrText>
+          </w:r>
+          <w:r>
+            <w:fldChar w:fldCharType="separate"/>
+          </w:r>
+          <w:r>
+            <w:t>5</w:t>
           </w:r>
           <w:r>
             <w:fldChar w:fldCharType="end"/>
@@ -658,13 +947,13 @@
             <w:fldChar w:fldCharType="begin"/>
           </w:r>
           <w:r>
-            <w:instrText xml:space="preserve"> HYPERLINK \l _Toc20607 </w:instrText>
-          </w:r>
-          <w:r>
-            <w:fldChar w:fldCharType="separate"/>
-          </w:r>
-          <w:r>
-            <w:t>4. Domain-Driven Design (DDD)</w:t>
+            <w:instrText xml:space="preserve"> HYPERLINK \l _Toc27864 </w:instrText>
+          </w:r>
+          <w:r>
+            <w:fldChar w:fldCharType="separate"/>
+          </w:r>
+          <w:r>
+            <w:t>6. Independent Deployability</w:t>
           </w:r>
           <w:r>
             <w:tab/>
@@ -673,13 +962,13 @@
             <w:fldChar w:fldCharType="begin"/>
           </w:r>
           <w:r>
-            <w:instrText xml:space="preserve"> PAGEREF _Toc20607 \h </w:instrText>
-          </w:r>
-          <w:r>
-            <w:fldChar w:fldCharType="separate"/>
-          </w:r>
-          <w:r>
-            <w:t>4</w:t>
+            <w:instrText xml:space="preserve"> PAGEREF _Toc27864 \h </w:instrText>
+          </w:r>
+          <w:r>
+            <w:fldChar w:fldCharType="separate"/>
+          </w:r>
+          <w:r>
+            <w:t>5</w:t>
           </w:r>
           <w:r>
             <w:fldChar w:fldCharType="end"/>
@@ -699,13 +988,13 @@
             <w:fldChar w:fldCharType="begin"/>
           </w:r>
           <w:r>
-            <w:instrText xml:space="preserve"> HYPERLINK \l _Toc11404 </w:instrText>
-          </w:r>
-          <w:r>
-            <w:fldChar w:fldCharType="separate"/>
-          </w:r>
-          <w:r>
-            <w:t>4.2. Ý tưởng chính của DDD</w:t>
+            <w:instrText xml:space="preserve"> HYPERLINK \l _Toc6182 </w:instrText>
+          </w:r>
+          <w:r>
+            <w:fldChar w:fldCharType="separate"/>
+          </w:r>
+          <w:r>
+            <w:t>6.1. Khái niệm</w:t>
           </w:r>
           <w:r>
             <w:tab/>
@@ -714,13 +1003,13 @@
             <w:fldChar w:fldCharType="begin"/>
           </w:r>
           <w:r>
-            <w:instrText xml:space="preserve"> PAGEREF _Toc11404 \h </w:instrText>
-          </w:r>
-          <w:r>
-            <w:fldChar w:fldCharType="separate"/>
-          </w:r>
-          <w:r>
-            <w:t>4</w:t>
+            <w:instrText xml:space="preserve"> PAGEREF _Toc6182 \h </w:instrText>
+          </w:r>
+          <w:r>
+            <w:fldChar w:fldCharType="separate"/>
+          </w:r>
+          <w:r>
+            <w:t>5</w:t>
           </w:r>
           <w:r>
             <w:fldChar w:fldCharType="end"/>
@@ -740,13 +1029,13 @@
             <w:fldChar w:fldCharType="begin"/>
           </w:r>
           <w:r>
-            <w:instrText xml:space="preserve"> HYPERLINK \l _Toc18954 </w:instrText>
-          </w:r>
-          <w:r>
-            <w:fldChar w:fldCharType="separate"/>
-          </w:r>
-          <w:r>
-            <w:t>4.3. Entity, Value Object, Service</w:t>
+            <w:instrText xml:space="preserve"> HYPERLINK \l _Toc5175 </w:instrText>
+          </w:r>
+          <w:r>
+            <w:fldChar w:fldCharType="separate"/>
+          </w:r>
+          <w:r>
+            <w:t>6.2. Ví dụ triển khai độc lập</w:t>
           </w:r>
           <w:r>
             <w:tab/>
@@ -755,13 +1044,13 @@
             <w:fldChar w:fldCharType="begin"/>
           </w:r>
           <w:r>
-            <w:instrText xml:space="preserve"> PAGEREF _Toc18954 \h </w:instrText>
-          </w:r>
-          <w:r>
-            <w:fldChar w:fldCharType="separate"/>
-          </w:r>
-          <w:r>
-            <w:t>4</w:t>
+            <w:instrText xml:space="preserve"> PAGEREF _Toc5175 \h </w:instrText>
+          </w:r>
+          <w:r>
+            <w:fldChar w:fldCharType="separate"/>
+          </w:r>
+          <w:r>
+            <w:t>6</w:t>
           </w:r>
           <w:r>
             <w:fldChar w:fldCharType="end"/>
@@ -781,13 +1070,23 @@
             <w:fldChar w:fldCharType="begin"/>
           </w:r>
           <w:r>
-            <w:instrText xml:space="preserve"> HYPERLINK \l _Toc7117 </w:instrText>
-          </w:r>
-          <w:r>
-            <w:fldChar w:fldCharType="separate"/>
-          </w:r>
-          <w:r>
-            <w:t>4.4. Ví dụ hệ thống bán hàng</w:t>
+            <w:instrText xml:space="preserve"> HYPERLINK \l _Toc27013 </w:instrText>
+          </w:r>
+          <w:r>
+            <w:fldChar w:fldCharType="separate"/>
+          </w:r>
+          <w:r>
+            <w:t>6.</w:t>
+          </w:r>
+          <w:r>
+            <w:rPr>
+              <w:rFonts w:hint="default"/>
+              <w:lang w:val="en-US"/>
+            </w:rPr>
+            <w:t>3</w:t>
+          </w:r>
+          <w:r>
+            <w:t>. Lợi ích</w:t>
           </w:r>
           <w:r>
             <w:tab/>
@@ -796,13 +1095,54 @@
             <w:fldChar w:fldCharType="begin"/>
           </w:r>
           <w:r>
-            <w:instrText xml:space="preserve"> PAGEREF _Toc7117 \h </w:instrText>
-          </w:r>
-          <w:r>
-            <w:fldChar w:fldCharType="separate"/>
-          </w:r>
-          <w:r>
-            <w:t>4</w:t>
+            <w:instrText xml:space="preserve"> PAGEREF _Toc27013 \h </w:instrText>
+          </w:r>
+          <w:r>
+            <w:fldChar w:fldCharType="separate"/>
+          </w:r>
+          <w:r>
+            <w:t>6</w:t>
+          </w:r>
+          <w:r>
+            <w:fldChar w:fldCharType="end"/>
+          </w:r>
+          <w:r>
+            <w:fldChar w:fldCharType="end"/>
+          </w:r>
+        </w:p>
+        <w:p>
+          <w:pPr>
+            <w:pStyle w:val="12"/>
+            <w:tabs>
+              <w:tab w:val="right" w:leader="dot" w:pos="9026"/>
+            </w:tabs>
+          </w:pPr>
+          <w:r>
+            <w:fldChar w:fldCharType="begin"/>
+          </w:r>
+          <w:r>
+            <w:instrText xml:space="preserve"> HYPERLINK \l _Toc710 </w:instrText>
+          </w:r>
+          <w:r>
+            <w:fldChar w:fldCharType="separate"/>
+          </w:r>
+          <w:r>
+            <w:t>7. Design for Failure (Fault Tolerance &amp; Resilience)</w:t>
+          </w:r>
+          <w:r>
+            <w:tab/>
+          </w:r>
+          <w:r>
+            <w:fldChar w:fldCharType="begin"/>
+          </w:r>
+          <w:r>
+            <w:instrText xml:space="preserve"> PAGEREF _Toc710 \h </w:instrText>
+          </w:r>
+          <w:r>
+            <w:fldChar w:fldCharType="separate"/>
+          </w:r>
+          <w:r>
+            <w:t>6</w:t>
           </w:r>
           <w:r>
             <w:fldChar w:fldCharType="end"/>
@@ -822,13 +1162,13 @@
             <w:fldChar w:fldCharType="begin"/>
           </w:r>
           <w:r>
-            <w:instrText xml:space="preserve"> HYPERLINK \l _Toc10811 </w:instrText>
-          </w:r>
-          <w:r>
-            <w:fldChar w:fldCharType="separate"/>
-          </w:r>
-          <w:r>
-            <w:t xml:space="preserve">4.5. Khi nào nên dùng DDD </w:t>
+            <w:instrText xml:space="preserve"> HYPERLINK \l _Toc19058 </w:instrText>
+          </w:r>
+          <w:r>
+            <w:fldChar w:fldCharType="separate"/>
+          </w:r>
+          <w:r>
+            <w:t>7.1. Khái niệm</w:t>
           </w:r>
           <w:r>
             <w:tab/>
@@ -837,13 +1177,95 @@
             <w:fldChar w:fldCharType="begin"/>
           </w:r>
           <w:r>
-            <w:instrText xml:space="preserve"> PAGEREF _Toc10811 \h </w:instrText>
-          </w:r>
-          <w:r>
-            <w:fldChar w:fldCharType="separate"/>
-          </w:r>
-          <w:r>
-            <w:t>4</w:t>
+            <w:instrText xml:space="preserve"> PAGEREF _Toc19058 \h </w:instrText>
+          </w:r>
+          <w:r>
+            <w:fldChar w:fldCharType="separate"/>
+          </w:r>
+          <w:r>
+            <w:t>6</w:t>
+          </w:r>
+          <w:r>
+            <w:fldChar w:fldCharType="end"/>
+          </w:r>
+          <w:r>
+            <w:fldChar w:fldCharType="end"/>
+          </w:r>
+        </w:p>
+        <w:p>
+          <w:pPr>
+            <w:pStyle w:val="13"/>
+            <w:tabs>
+              <w:tab w:val="right" w:leader="dot" w:pos="9026"/>
+            </w:tabs>
+          </w:pPr>
+          <w:r>
+            <w:fldChar w:fldCharType="begin"/>
+          </w:r>
+          <w:r>
+            <w:instrText xml:space="preserve"> HYPERLINK \l _Toc23634 </w:instrText>
+          </w:r>
+          <w:r>
+            <w:fldChar w:fldCharType="separate"/>
+          </w:r>
+          <w:r>
+            <w:t>7.2. Fault Tolerance là gì?</w:t>
+          </w:r>
+          <w:r>
+            <w:tab/>
+          </w:r>
+          <w:r>
+            <w:fldChar w:fldCharType="begin"/>
+          </w:r>
+          <w:r>
+            <w:instrText xml:space="preserve"> PAGEREF _Toc23634 \h </w:instrText>
+          </w:r>
+          <w:r>
+            <w:fldChar w:fldCharType="separate"/>
+          </w:r>
+          <w:r>
+            <w:t>6</w:t>
+          </w:r>
+          <w:r>
+            <w:fldChar w:fldCharType="end"/>
+          </w:r>
+          <w:r>
+            <w:fldChar w:fldCharType="end"/>
+          </w:r>
+        </w:p>
+        <w:p>
+          <w:pPr>
+            <w:pStyle w:val="13"/>
+            <w:tabs>
+              <w:tab w:val="right" w:leader="dot" w:pos="9026"/>
+            </w:tabs>
+          </w:pPr>
+          <w:r>
+            <w:fldChar w:fldCharType="begin"/>
+          </w:r>
+          <w:r>
+            <w:instrText xml:space="preserve"> HYPERLINK \l _Toc17018 </w:instrText>
+          </w:r>
+          <w:r>
+            <w:fldChar w:fldCharType="separate"/>
+          </w:r>
+          <w:r>
+            <w:t>7.3. Resilience là gì?</w:t>
+          </w:r>
+          <w:r>
+            <w:tab/>
+          </w:r>
+          <w:r>
+            <w:fldChar w:fldCharType="begin"/>
+          </w:r>
+          <w:r>
+            <w:instrText xml:space="preserve"> PAGEREF _Toc17018 \h </w:instrText>
+          </w:r>
+          <w:r>
+            <w:fldChar w:fldCharType="separate"/>
+          </w:r>
+          <w:r>
+            <w:t>6</w:t>
           </w:r>
           <w:r>
             <w:fldChar w:fldCharType="end"/>
@@ -863,19 +1285,13 @@
             <w:fldChar w:fldCharType="begin"/>
           </w:r>
           <w:r>
-            <w:instrText xml:space="preserve"> HYPERLINK \l _Toc11390 </w:instrText>
-          </w:r>
-          <w:r>
-            <w:fldChar w:fldCharType="separate"/>
-          </w:r>
-          <w:r>
-            <w:t xml:space="preserve">5. </w:t>
-          </w:r>
-          <w:r>
-            <w:t>Decentralization</w:t>
-          </w:r>
-          <w:r>
-            <w:t xml:space="preserve"> </w:t>
+            <w:instrText xml:space="preserve"> HYPERLINK \l _Toc31066 </w:instrText>
+          </w:r>
+          <w:r>
+            <w:fldChar w:fldCharType="separate"/>
+          </w:r>
+          <w:r>
+            <w:t>8. Scalability</w:t>
           </w:r>
           <w:r>
             <w:tab/>
@@ -884,13 +1300,13 @@
             <w:fldChar w:fldCharType="begin"/>
           </w:r>
           <w:r>
-            <w:instrText xml:space="preserve"> PAGEREF _Toc11390 \h </w:instrText>
-          </w:r>
-          <w:r>
-            <w:fldChar w:fldCharType="separate"/>
-          </w:r>
-          <w:r>
-            <w:t>4</w:t>
+            <w:instrText xml:space="preserve"> PAGEREF _Toc31066 \h </w:instrText>
+          </w:r>
+          <w:r>
+            <w:fldChar w:fldCharType="separate"/>
+          </w:r>
+          <w:r>
+            <w:t>6</w:t>
           </w:r>
           <w:r>
             <w:fldChar w:fldCharType="end"/>
@@ -910,13 +1326,13 @@
             <w:fldChar w:fldCharType="begin"/>
           </w:r>
           <w:r>
-            <w:instrText xml:space="preserve"> HYPERLINK \l _Toc13056 </w:instrText>
-          </w:r>
-          <w:r>
-            <w:fldChar w:fldCharType="separate"/>
-          </w:r>
-          <w:r>
-            <w:t>5.2. Centralized vs Decentralized</w:t>
+            <w:instrText xml:space="preserve"> HYPERLINK \l _Toc8862 </w:instrText>
+          </w:r>
+          <w:r>
+            <w:fldChar w:fldCharType="separate"/>
+          </w:r>
+          <w:r>
+            <w:t>8.1. Khái niệm</w:t>
           </w:r>
           <w:r>
             <w:tab/>
@@ -925,13 +1341,13 @@
             <w:fldChar w:fldCharType="begin"/>
           </w:r>
           <w:r>
-            <w:instrText xml:space="preserve"> PAGEREF _Toc13056 \h </w:instrText>
-          </w:r>
-          <w:r>
-            <w:fldChar w:fldCharType="separate"/>
-          </w:r>
-          <w:r>
-            <w:t>4</w:t>
+            <w:instrText xml:space="preserve"> PAGEREF _Toc8862 \h </w:instrText>
+          </w:r>
+          <w:r>
+            <w:fldChar w:fldCharType="separate"/>
+          </w:r>
+          <w:r>
+            <w:t>6</w:t>
           </w:r>
           <w:r>
             <w:fldChar w:fldCharType="end"/>
@@ -951,13 +1367,13 @@
             <w:fldChar w:fldCharType="begin"/>
           </w:r>
           <w:r>
-            <w:instrText xml:space="preserve"> HYPERLINK \l _Toc30154 </w:instrText>
-          </w:r>
-          <w:r>
-            <w:fldChar w:fldCharType="separate"/>
-          </w:r>
-          <w:r>
-            <w:t>5.3. Ví dụ Microservices</w:t>
+            <w:instrText xml:space="preserve"> HYPERLINK \l _Toc24410 </w:instrText>
+          </w:r>
+          <w:r>
+            <w:fldChar w:fldCharType="separate"/>
+          </w:r>
+          <w:r>
+            <w:t>8.2. Vertical Scaling và Horizontal Scaling</w:t>
           </w:r>
           <w:r>
             <w:tab/>
@@ -966,628 +1382,13 @@
             <w:fldChar w:fldCharType="begin"/>
           </w:r>
           <w:r>
-            <w:instrText xml:space="preserve"> PAGEREF _Toc30154 \h </w:instrText>
-          </w:r>
-          <w:r>
-            <w:fldChar w:fldCharType="separate"/>
-          </w:r>
-          <w:r>
-            <w:t>4</w:t>
-          </w:r>
-          <w:r>
-            <w:fldChar w:fldCharType="end"/>
-          </w:r>
-          <w:r>
-            <w:fldChar w:fldCharType="end"/>
-          </w:r>
-        </w:p>
-        <w:p>
-          <w:pPr>
-            <w:pStyle w:val="13"/>
-            <w:tabs>
-              <w:tab w:val="right" w:leader="dot" w:pos="9026"/>
-            </w:tabs>
-          </w:pPr>
-          <w:r>
-            <w:fldChar w:fldCharType="begin"/>
-          </w:r>
-          <w:r>
-            <w:instrText xml:space="preserve"> HYPERLINK \l _Toc28645 </w:instrText>
-          </w:r>
-          <w:r>
-            <w:fldChar w:fldCharType="separate"/>
-          </w:r>
-          <w:r>
-            <w:t xml:space="preserve">5.4. Ưu điểm và nhược điểm </w:t>
-          </w:r>
-          <w:r>
-            <w:tab/>
-          </w:r>
-          <w:r>
-            <w:fldChar w:fldCharType="begin"/>
-          </w:r>
-          <w:r>
-            <w:instrText xml:space="preserve"> PAGEREF _Toc28645 \h </w:instrText>
-          </w:r>
-          <w:r>
-            <w:fldChar w:fldCharType="separate"/>
-          </w:r>
-          <w:r>
-            <w:t>4</w:t>
-          </w:r>
-          <w:r>
-            <w:fldChar w:fldCharType="end"/>
-          </w:r>
-          <w:r>
-            <w:fldChar w:fldCharType="end"/>
-          </w:r>
-        </w:p>
-        <w:p>
-          <w:pPr>
-            <w:pStyle w:val="12"/>
-            <w:tabs>
-              <w:tab w:val="right" w:leader="dot" w:pos="9026"/>
-            </w:tabs>
-          </w:pPr>
-          <w:r>
-            <w:fldChar w:fldCharType="begin"/>
-          </w:r>
-          <w:r>
-            <w:instrText xml:space="preserve"> HYPERLINK \l _Toc10718 </w:instrText>
-          </w:r>
-          <w:r>
-            <w:fldChar w:fldCharType="separate"/>
-          </w:r>
-          <w:r>
-            <w:t>6. Independent Deployability</w:t>
-          </w:r>
-          <w:r>
-            <w:tab/>
-          </w:r>
-          <w:r>
-            <w:fldChar w:fldCharType="begin"/>
-          </w:r>
-          <w:r>
-            <w:instrText xml:space="preserve"> PAGEREF _Toc10718 \h </w:instrText>
-          </w:r>
-          <w:r>
-            <w:fldChar w:fldCharType="separate"/>
-          </w:r>
-          <w:r>
-            <w:t>4</w:t>
-          </w:r>
-          <w:r>
-            <w:fldChar w:fldCharType="end"/>
-          </w:r>
-          <w:r>
-            <w:fldChar w:fldCharType="end"/>
-          </w:r>
-        </w:p>
-        <w:p>
-          <w:pPr>
-            <w:pStyle w:val="13"/>
-            <w:tabs>
-              <w:tab w:val="right" w:leader="dot" w:pos="9026"/>
-            </w:tabs>
-          </w:pPr>
-          <w:r>
-            <w:fldChar w:fldCharType="begin"/>
-          </w:r>
-          <w:r>
-            <w:instrText xml:space="preserve"> HYPERLINK \l _Toc29708 </w:instrText>
-          </w:r>
-          <w:r>
-            <w:fldChar w:fldCharType="separate"/>
-          </w:r>
-          <w:r>
-            <w:t>6.2. Ví dụ triển khai độc lập</w:t>
-          </w:r>
-          <w:r>
-            <w:tab/>
-          </w:r>
-          <w:r>
-            <w:fldChar w:fldCharType="begin"/>
-          </w:r>
-          <w:r>
-            <w:instrText xml:space="preserve"> PAGEREF _Toc29708 \h </w:instrText>
-          </w:r>
-          <w:r>
-            <w:fldChar w:fldCharType="separate"/>
-          </w:r>
-          <w:r>
-            <w:t>4</w:t>
-          </w:r>
-          <w:r>
-            <w:fldChar w:fldCharType="end"/>
-          </w:r>
-          <w:r>
-            <w:fldChar w:fldCharType="end"/>
-          </w:r>
-        </w:p>
-        <w:p>
-          <w:pPr>
-            <w:pStyle w:val="13"/>
-            <w:tabs>
-              <w:tab w:val="right" w:leader="dot" w:pos="9026"/>
-            </w:tabs>
-          </w:pPr>
-          <w:r>
-            <w:fldChar w:fldCharType="begin"/>
-          </w:r>
-          <w:r>
-            <w:instrText xml:space="preserve"> HYPERLINK \l _Toc6758 </w:instrText>
-          </w:r>
-          <w:r>
-            <w:fldChar w:fldCharType="separate"/>
-          </w:r>
-          <w:r>
-            <w:t>6.3. Liên hệ với Microservices</w:t>
-          </w:r>
-          <w:r>
-            <w:tab/>
-          </w:r>
-          <w:r>
-            <w:fldChar w:fldCharType="begin"/>
-          </w:r>
-          <w:r>
-            <w:instrText xml:space="preserve"> PAGEREF _Toc6758 \h </w:instrText>
-          </w:r>
-          <w:r>
-            <w:fldChar w:fldCharType="separate"/>
-          </w:r>
-          <w:r>
-            <w:t>4</w:t>
-          </w:r>
-          <w:r>
-            <w:fldChar w:fldCharType="end"/>
-          </w:r>
-          <w:r>
-            <w:fldChar w:fldCharType="end"/>
-          </w:r>
-        </w:p>
-        <w:p>
-          <w:pPr>
-            <w:pStyle w:val="13"/>
-            <w:tabs>
-              <w:tab w:val="right" w:leader="dot" w:pos="9026"/>
-            </w:tabs>
-          </w:pPr>
-          <w:r>
-            <w:fldChar w:fldCharType="begin"/>
-          </w:r>
-          <w:r>
-            <w:instrText xml:space="preserve"> HYPERLINK \l _Toc4382 </w:instrText>
-          </w:r>
-          <w:r>
-            <w:fldChar w:fldCharType="separate"/>
-          </w:r>
-          <w:r>
-            <w:t>6.4. Lợi ích</w:t>
-          </w:r>
-          <w:r>
-            <w:tab/>
-          </w:r>
-          <w:r>
-            <w:fldChar w:fldCharType="begin"/>
-          </w:r>
-          <w:r>
-            <w:instrText xml:space="preserve"> PAGEREF _Toc4382 \h </w:instrText>
-          </w:r>
-          <w:r>
-            <w:fldChar w:fldCharType="separate"/>
-          </w:r>
-          <w:r>
-            <w:t>4</w:t>
-          </w:r>
-          <w:r>
-            <w:fldChar w:fldCharType="end"/>
-          </w:r>
-          <w:r>
-            <w:fldChar w:fldCharType="end"/>
-          </w:r>
-        </w:p>
-        <w:p>
-          <w:pPr>
-            <w:pStyle w:val="12"/>
-            <w:tabs>
-              <w:tab w:val="right" w:leader="dot" w:pos="9026"/>
-            </w:tabs>
-          </w:pPr>
-          <w:r>
-            <w:fldChar w:fldCharType="begin"/>
-          </w:r>
-          <w:r>
-            <w:instrText xml:space="preserve"> HYPERLINK \l _Toc18004 </w:instrText>
-          </w:r>
-          <w:r>
-            <w:fldChar w:fldCharType="separate"/>
-          </w:r>
-          <w:r>
-            <w:t>7. Design for Failure (Fault Tolerance &amp; Resilience)</w:t>
-          </w:r>
-          <w:r>
-            <w:tab/>
-          </w:r>
-          <w:r>
-            <w:fldChar w:fldCharType="begin"/>
-          </w:r>
-          <w:r>
-            <w:instrText xml:space="preserve"> PAGEREF _Toc18004 \h </w:instrText>
-          </w:r>
-          <w:r>
-            <w:fldChar w:fldCharType="separate"/>
-          </w:r>
-          <w:r>
-            <w:t>4</w:t>
-          </w:r>
-          <w:r>
-            <w:fldChar w:fldCharType="end"/>
-          </w:r>
-          <w:r>
-            <w:fldChar w:fldCharType="end"/>
-          </w:r>
-        </w:p>
-        <w:p>
-          <w:pPr>
-            <w:pStyle w:val="13"/>
-            <w:tabs>
-              <w:tab w:val="right" w:leader="dot" w:pos="9026"/>
-            </w:tabs>
-          </w:pPr>
-          <w:r>
-            <w:fldChar w:fldCharType="begin"/>
-          </w:r>
-          <w:r>
-            <w:instrText xml:space="preserve"> HYPERLINK \l _Toc5766 </w:instrText>
-          </w:r>
-          <w:r>
-            <w:fldChar w:fldCharType="separate"/>
-          </w:r>
-          <w:r>
-            <w:t>7.2. Fault Tolerance là gì?</w:t>
-          </w:r>
-          <w:r>
-            <w:tab/>
-          </w:r>
-          <w:r>
-            <w:fldChar w:fldCharType="begin"/>
-          </w:r>
-          <w:r>
-            <w:instrText xml:space="preserve"> PAGEREF _Toc5766 \h </w:instrText>
-          </w:r>
-          <w:r>
-            <w:fldChar w:fldCharType="separate"/>
-          </w:r>
-          <w:r>
-            <w:t>4</w:t>
-          </w:r>
-          <w:r>
-            <w:fldChar w:fldCharType="end"/>
-          </w:r>
-          <w:r>
-            <w:fldChar w:fldCharType="end"/>
-          </w:r>
-        </w:p>
-        <w:p>
-          <w:pPr>
-            <w:pStyle w:val="13"/>
-            <w:tabs>
-              <w:tab w:val="right" w:leader="dot" w:pos="9026"/>
-            </w:tabs>
-          </w:pPr>
-          <w:r>
-            <w:fldChar w:fldCharType="begin"/>
-          </w:r>
-          <w:r>
-            <w:instrText xml:space="preserve"> HYPERLINK \l _Toc25248 </w:instrText>
-          </w:r>
-          <w:r>
-            <w:fldChar w:fldCharType="separate"/>
-          </w:r>
-          <w:r>
-            <w:t>7.3. Resilience là gì?</w:t>
-          </w:r>
-          <w:r>
-            <w:tab/>
-          </w:r>
-          <w:r>
-            <w:fldChar w:fldCharType="begin"/>
-          </w:r>
-          <w:r>
-            <w:instrText xml:space="preserve"> PAGEREF _Toc25248 \h </w:instrText>
-          </w:r>
-          <w:r>
-            <w:fldChar w:fldCharType="separate"/>
-          </w:r>
-          <w:r>
-            <w:t>4</w:t>
-          </w:r>
-          <w:r>
-            <w:fldChar w:fldCharType="end"/>
-          </w:r>
-          <w:r>
-            <w:fldChar w:fldCharType="end"/>
-          </w:r>
-        </w:p>
-        <w:p>
-          <w:pPr>
-            <w:pStyle w:val="13"/>
-            <w:tabs>
-              <w:tab w:val="right" w:leader="dot" w:pos="9026"/>
-            </w:tabs>
-          </w:pPr>
-          <w:r>
-            <w:fldChar w:fldCharType="begin"/>
-          </w:r>
-          <w:r>
-            <w:instrText xml:space="preserve"> HYPERLINK \l _Toc25520 </w:instrText>
-          </w:r>
-          <w:r>
-            <w:fldChar w:fldCharType="separate"/>
-          </w:r>
-          <w:r>
-            <w:t>7.4. Retry, Timeout, Circuit Breaker</w:t>
-          </w:r>
-          <w:r>
-            <w:tab/>
-          </w:r>
-          <w:r>
-            <w:fldChar w:fldCharType="begin"/>
-          </w:r>
-          <w:r>
-            <w:instrText xml:space="preserve"> PAGEREF _Toc25520 \h </w:instrText>
-          </w:r>
-          <w:r>
-            <w:fldChar w:fldCharType="separate"/>
-          </w:r>
-          <w:r>
-            <w:t>4</w:t>
-          </w:r>
-          <w:r>
-            <w:fldChar w:fldCharType="end"/>
-          </w:r>
-          <w:r>
-            <w:fldChar w:fldCharType="end"/>
-          </w:r>
-        </w:p>
-        <w:p>
-          <w:pPr>
-            <w:pStyle w:val="13"/>
-            <w:tabs>
-              <w:tab w:val="right" w:leader="dot" w:pos="9026"/>
-            </w:tabs>
-          </w:pPr>
-          <w:r>
-            <w:fldChar w:fldCharType="begin"/>
-          </w:r>
-          <w:r>
-            <w:instrText xml:space="preserve"> HYPERLINK \l _Toc7698 </w:instrText>
-          </w:r>
-          <w:r>
-            <w:fldChar w:fldCharType="separate"/>
-          </w:r>
-          <w:r>
-            <w:t>7.5. Ví dụ thực tế</w:t>
-          </w:r>
-          <w:r>
-            <w:tab/>
-          </w:r>
-          <w:r>
-            <w:fldChar w:fldCharType="begin"/>
-          </w:r>
-          <w:r>
-            <w:instrText xml:space="preserve"> PAGEREF _Toc7698 \h </w:instrText>
-          </w:r>
-          <w:r>
-            <w:fldChar w:fldCharType="separate"/>
-          </w:r>
-          <w:r>
-            <w:t>5</w:t>
-          </w:r>
-          <w:r>
-            <w:fldChar w:fldCharType="end"/>
-          </w:r>
-          <w:r>
-            <w:fldChar w:fldCharType="end"/>
-          </w:r>
-        </w:p>
-        <w:p>
-          <w:pPr>
-            <w:pStyle w:val="12"/>
-            <w:tabs>
-              <w:tab w:val="right" w:leader="dot" w:pos="9026"/>
-            </w:tabs>
-          </w:pPr>
-          <w:r>
-            <w:fldChar w:fldCharType="begin"/>
-          </w:r>
-          <w:r>
-            <w:instrText xml:space="preserve"> HYPERLINK \l _Toc11562 </w:instrText>
-          </w:r>
-          <w:r>
-            <w:fldChar w:fldCharType="separate"/>
-          </w:r>
-          <w:r>
-            <w:t>8. Scalability</w:t>
-          </w:r>
-          <w:r>
-            <w:tab/>
-          </w:r>
-          <w:r>
-            <w:fldChar w:fldCharType="begin"/>
-          </w:r>
-          <w:r>
-            <w:instrText xml:space="preserve"> PAGEREF _Toc11562 \h </w:instrText>
-          </w:r>
-          <w:r>
-            <w:fldChar w:fldCharType="separate"/>
-          </w:r>
-          <w:r>
-            <w:t>5</w:t>
-          </w:r>
-          <w:r>
-            <w:fldChar w:fldCharType="end"/>
-          </w:r>
-          <w:r>
-            <w:fldChar w:fldCharType="end"/>
-          </w:r>
-        </w:p>
-        <w:p>
-          <w:pPr>
-            <w:pStyle w:val="13"/>
-            <w:tabs>
-              <w:tab w:val="right" w:leader="dot" w:pos="9026"/>
-            </w:tabs>
-          </w:pPr>
-          <w:r>
-            <w:fldChar w:fldCharType="begin"/>
-          </w:r>
-          <w:r>
-            <w:instrText xml:space="preserve"> HYPERLINK \l _Toc8281 </w:instrText>
-          </w:r>
-          <w:r>
-            <w:fldChar w:fldCharType="separate"/>
-          </w:r>
-          <w:r>
-            <w:t>8.2. Vertical Scaling và Horizontal Scaling</w:t>
-          </w:r>
-          <w:r>
-            <w:tab/>
-          </w:r>
-          <w:r>
-            <w:fldChar w:fldCharType="begin"/>
-          </w:r>
-          <w:r>
-            <w:instrText xml:space="preserve"> PAGEREF _Toc8281 \h </w:instrText>
-          </w:r>
-          <w:r>
-            <w:fldChar w:fldCharType="separate"/>
-          </w:r>
-          <w:r>
-            <w:t>5</w:t>
-          </w:r>
-          <w:r>
-            <w:fldChar w:fldCharType="end"/>
-          </w:r>
-          <w:r>
-            <w:fldChar w:fldCharType="end"/>
-          </w:r>
-        </w:p>
-        <w:p>
-          <w:pPr>
-            <w:pStyle w:val="13"/>
-            <w:tabs>
-              <w:tab w:val="right" w:leader="dot" w:pos="9026"/>
-            </w:tabs>
-          </w:pPr>
-          <w:r>
-            <w:fldChar w:fldCharType="begin"/>
-          </w:r>
-          <w:r>
-            <w:instrText xml:space="preserve"> HYPERLINK \l _Toc5074 </w:instrText>
-          </w:r>
-          <w:r>
-            <w:fldChar w:fldCharType="separate"/>
-          </w:r>
-          <w:r>
-            <w:t>8.3. Ví dụ hệ thống lớn</w:t>
-          </w:r>
-          <w:r>
-            <w:tab/>
-          </w:r>
-          <w:r>
-            <w:fldChar w:fldCharType="begin"/>
-          </w:r>
-          <w:r>
-            <w:instrText xml:space="preserve"> PAGEREF _Toc5074 \h </w:instrText>
-          </w:r>
-          <w:r>
-            <w:fldChar w:fldCharType="separate"/>
-          </w:r>
-          <w:r>
-            <w:t>5</w:t>
-          </w:r>
-          <w:r>
-            <w:fldChar w:fldCharType="end"/>
-          </w:r>
-          <w:r>
-            <w:fldChar w:fldCharType="end"/>
-          </w:r>
-        </w:p>
-        <w:p>
-          <w:pPr>
-            <w:pStyle w:val="13"/>
-            <w:tabs>
-              <w:tab w:val="right" w:leader="dot" w:pos="9026"/>
-            </w:tabs>
-          </w:pPr>
-          <w:r>
-            <w:fldChar w:fldCharType="begin"/>
-          </w:r>
-          <w:r>
-            <w:instrText xml:space="preserve"> HYPERLINK \l _Toc1799 </w:instrText>
-          </w:r>
-          <w:r>
-            <w:fldChar w:fldCharType="separate"/>
-          </w:r>
-          <w:r>
-            <w:t>8.4. Database Scaling</w:t>
-          </w:r>
-          <w:r>
-            <w:tab/>
-          </w:r>
-          <w:r>
-            <w:fldChar w:fldCharType="begin"/>
-          </w:r>
-          <w:r>
-            <w:instrText xml:space="preserve"> PAGEREF _Toc1799 \h </w:instrText>
-          </w:r>
-          <w:r>
-            <w:fldChar w:fldCharType="separate"/>
-          </w:r>
-          <w:r>
-            <w:t>5</w:t>
-          </w:r>
-          <w:r>
-            <w:fldChar w:fldCharType="end"/>
-          </w:r>
-          <w:r>
-            <w:fldChar w:fldCharType="end"/>
-          </w:r>
-        </w:p>
-        <w:p>
-          <w:pPr>
-            <w:pStyle w:val="13"/>
-            <w:tabs>
-              <w:tab w:val="right" w:leader="dot" w:pos="9026"/>
-            </w:tabs>
-          </w:pPr>
-          <w:r>
-            <w:fldChar w:fldCharType="begin"/>
-          </w:r>
-          <w:r>
-            <w:instrText xml:space="preserve"> HYPERLINK \l _Toc26234 </w:instrText>
-          </w:r>
-          <w:r>
-            <w:fldChar w:fldCharType="separate"/>
-          </w:r>
-          <w:r>
-            <w:t>8.5. Load Balancer</w:t>
-          </w:r>
-          <w:r>
-            <w:tab/>
-          </w:r>
-          <w:r>
-            <w:fldChar w:fldCharType="begin"/>
-          </w:r>
-          <w:r>
-            <w:instrText xml:space="preserve"> PAGEREF _Toc26234 \h </w:instrText>
-          </w:r>
-          <w:r>
-            <w:fldChar w:fldCharType="separate"/>
-          </w:r>
-          <w:r>
-            <w:t>5</w:t>
+            <w:instrText xml:space="preserve"> PAGEREF _Toc24410 \h </w:instrText>
+          </w:r>
+          <w:r>
+            <w:fldChar w:fldCharType="separate"/>
+          </w:r>
+          <w:r>
+            <w:t>7</w:t>
           </w:r>
           <w:r>
             <w:fldChar w:fldCharType="end"/>
@@ -1616,7 +1417,7 @@
           <w:lang w:val="en-US"/>
         </w:rPr>
       </w:pPr>
-      <w:bookmarkStart w:id="0" w:name="_Toc16232"/>
+      <w:bookmarkStart w:id="0" w:name="_Toc30886"/>
       <w:r>
         <w:t xml:space="preserve">1. Thông tin </w:t>
       </w:r>
@@ -1628,6 +1429,8 @@
         <w:t>bài tập</w:t>
       </w:r>
       <w:bookmarkEnd w:id="0"/>
+      <w:bookmarkStart w:id="30" w:name="_GoBack"/>
+      <w:bookmarkEnd w:id="30"/>
     </w:p>
     <w:p>
       <w:pPr>
@@ -1637,7 +1440,7 @@
           <w:rFonts w:hint="default"/>
         </w:rPr>
       </w:pPr>
-      <w:bookmarkStart w:id="1" w:name="_Toc24215"/>
+      <w:bookmarkStart w:id="1" w:name="_Toc15315"/>
       <w:r>
         <w:t xml:space="preserve">1.1. </w:t>
       </w:r>
@@ -1710,7 +1513,7 @@
       <w:pPr>
         <w:pStyle w:val="3"/>
       </w:pPr>
-      <w:bookmarkStart w:id="2" w:name="_Toc14386"/>
+      <w:bookmarkStart w:id="2" w:name="_Toc7205"/>
       <w:r>
         <w:t>1.2. Thông tin tác giả thực hiện</w:t>
       </w:r>
@@ -1730,7 +1533,13 @@
         <w:br w:type="textWrapping"/>
       </w:r>
       <w:r>
-        <w:t>Github: https://github.com/trantheluong1510/SBA301_SP26</w:t>
+        <w:t xml:space="preserve">Github: </w:t>
+      </w:r>
+      <w:r>
+        <w:rPr>
+          <w:rFonts w:hint="default"/>
+        </w:rPr>
+        <w:t>https://github.com/trantheluong1510/LuongTT_MSS301</w:t>
       </w:r>
     </w:p>
     <w:p>
@@ -1747,7 +1556,7 @@
           <w:rStyle w:val="17"/>
         </w:rPr>
       </w:pPr>
-      <w:bookmarkStart w:id="3" w:name="_Toc17052"/>
+      <w:bookmarkStart w:id="3" w:name="_Toc24659"/>
       <w:r>
         <w:rPr>
           <w:rStyle w:val="15"/>
@@ -1755,10 +1564,24 @@
         <w:t>Simple Responsibility – High Cohesion</w:t>
       </w:r>
       <w:bookmarkEnd w:id="3"/>
+    </w:p>
+    <w:p>
+      <w:pPr>
+        <w:keepNext w:val="0"/>
+        <w:keepLines w:val="0"/>
+        <w:widowControl/>
+        <w:numPr>
+          <w:numId w:val="0"/>
+        </w:numPr>
+        <w:suppressLineNumbers w:val="0"/>
+        <w:rPr>
+          <w:rStyle w:val="17"/>
+        </w:rPr>
+      </w:pPr>
       <w:r>
         <w:br w:type="textWrapping"/>
       </w:r>
-      <w:bookmarkStart w:id="4" w:name="_Toc26529"/>
+      <w:bookmarkStart w:id="4" w:name="_Toc31816"/>
       <w:r>
         <w:rPr>
           <w:rStyle w:val="17"/>
@@ -1790,7 +1613,7 @@
       <w:pPr>
         <w:bidi w:val="0"/>
         <w:rPr>
-          <w:rStyle w:val="17"/>
+          <w:rFonts w:hint="default"/>
         </w:rPr>
       </w:pPr>
       <w:r>
@@ -1799,10 +1622,18 @@
         </w:rPr>
         <w:t>Sự tập trung này đảm bảo rằng các dịch vụ đủ nhỏ để được quản lý bởi một nhóm nhỏ duy nhất và có thể được phát triển, triển khai và mở rộng quy mô một cách độc lập.</w:t>
       </w:r>
+    </w:p>
+    <w:p>
+      <w:pPr>
+        <w:bidi w:val="0"/>
+        <w:rPr>
+          <w:rStyle w:val="17"/>
+        </w:rPr>
+      </w:pPr>
       <w:r>
         <w:br w:type="textWrapping"/>
       </w:r>
-      <w:bookmarkStart w:id="5" w:name="_Toc10643"/>
+      <w:bookmarkStart w:id="5" w:name="_Toc26394"/>
       <w:r>
         <w:rPr>
           <w:rStyle w:val="17"/>
@@ -1815,7 +1646,7 @@
           <w:rFonts w:hint="default"/>
           <w:lang w:val="en-US"/>
         </w:rPr>
-        <w:t>3</w:t>
+        <w:t>2</w:t>
       </w:r>
       <w:r>
         <w:rPr>
@@ -1827,54 +1658,16 @@
     <w:bookmarkEnd w:id="5"/>
     <w:p>
       <w:pPr>
-        <w:pStyle w:val="3"/>
-        <w:bidi w:val="0"/>
-      </w:pPr>
-      <w:bookmarkStart w:id="6" w:name="_Toc13892"/>
-      <w:r>
-        <w:drawing>
-          <wp:inline distT="0" distB="0" distL="114300" distR="114300">
-            <wp:extent cx="6521450" cy="2476500"/>
-            <wp:effectExtent l="0" t="0" r="1270" b="7620"/>
-            <wp:docPr id="5" name="Picture 4"/>
-            <wp:cNvGraphicFramePr>
-              <a:graphicFrameLocks xmlns:a="http://schemas.openxmlformats.org/drawingml/2006/main" noChangeAspect="1"/>
-            </wp:cNvGraphicFramePr>
-            <a:graphic xmlns:a="http://schemas.openxmlformats.org/drawingml/2006/main">
-              <a:graphicData uri="http://schemas.openxmlformats.org/drawingml/2006/picture">
-                <pic:pic xmlns:pic="http://schemas.openxmlformats.org/drawingml/2006/picture">
-                  <pic:nvPicPr>
-                    <pic:cNvPr id="5" name="Picture 4"/>
-                    <pic:cNvPicPr>
-                      <a:picLocks noChangeAspect="1"/>
-                    </pic:cNvPicPr>
-                  </pic:nvPicPr>
-                  <pic:blipFill>
-                    <a:blip r:embed="rId7"/>
-                    <a:stretch>
-                      <a:fillRect/>
-                    </a:stretch>
-                  </pic:blipFill>
-                  <pic:spPr>
-                    <a:xfrm>
-                      <a:off x="0" y="0"/>
-                      <a:ext cx="6521785" cy="2476627"/>
-                    </a:xfrm>
-                    <a:prstGeom prst="rect">
-                      <a:avLst/>
-                    </a:prstGeom>
-                  </pic:spPr>
-                </pic:pic>
-              </a:graphicData>
-            </a:graphic>
-          </wp:inline>
-        </w:drawing>
-      </w:r>
-      <w:r>
-        <w:br w:type="textWrapping"/>
-      </w:r>
-    </w:p>
-    <w:p>
+        <w:bidi w:val="0"/>
+        <w:rPr>
+          <w:rStyle w:val="17"/>
+        </w:rPr>
+      </w:pPr>
+    </w:p>
+    <w:p>
+      <w:pPr>
+        <w:bidi w:val="0"/>
+      </w:pPr>
       <w:r>
         <w:drawing>
           <wp:inline distT="0" distB="0" distL="114300" distR="114300">
@@ -1894,7 +1687,7 @@
                     </pic:cNvPicPr>
                   </pic:nvPicPr>
                   <pic:blipFill>
-                    <a:blip r:embed="rId8"/>
+                    <a:blip r:embed="rId7"/>
                     <a:stretch>
                       <a:fillRect/>
                     </a:stretch>
@@ -1921,9 +1714,58 @@
     </w:p>
     <w:p>
       <w:pPr>
+        <w:bidi w:val="0"/>
+      </w:pPr>
+      <w:r>
+        <w:drawing>
+          <wp:inline distT="0" distB="0" distL="114300" distR="114300">
+            <wp:extent cx="5728335" cy="2609215"/>
+            <wp:effectExtent l="0" t="0" r="1905" b="12065"/>
+            <wp:docPr id="7" name="Picture 5"/>
+            <wp:cNvGraphicFramePr>
+              <a:graphicFrameLocks xmlns:a="http://schemas.openxmlformats.org/drawingml/2006/main" noChangeAspect="1"/>
+            </wp:cNvGraphicFramePr>
+            <a:graphic xmlns:a="http://schemas.openxmlformats.org/drawingml/2006/main">
+              <a:graphicData uri="http://schemas.openxmlformats.org/drawingml/2006/picture">
+                <pic:pic xmlns:pic="http://schemas.openxmlformats.org/drawingml/2006/picture">
+                  <pic:nvPicPr>
+                    <pic:cNvPr id="7" name="Picture 5"/>
+                    <pic:cNvPicPr>
+                      <a:picLocks noChangeAspect="1"/>
+                    </pic:cNvPicPr>
+                  </pic:nvPicPr>
+                  <pic:blipFill>
+                    <a:blip r:embed="rId8"/>
+                    <a:stretch>
+                      <a:fillRect/>
+                    </a:stretch>
+                  </pic:blipFill>
+                  <pic:spPr>
+                    <a:xfrm>
+                      <a:off x="0" y="0"/>
+                      <a:ext cx="5728335" cy="2609215"/>
+                    </a:xfrm>
+                    <a:prstGeom prst="rect">
+                      <a:avLst/>
+                    </a:prstGeom>
+                    <a:noFill/>
+                    <a:ln>
+                      <a:noFill/>
+                    </a:ln>
+                  </pic:spPr>
+                </pic:pic>
+              </a:graphicData>
+            </a:graphic>
+          </wp:inline>
+        </w:drawing>
+      </w:r>
+    </w:p>
+    <w:p>
+      <w:pPr>
         <w:pStyle w:val="3"/>
         <w:bidi w:val="0"/>
       </w:pPr>
+      <w:bookmarkStart w:id="6" w:name="_Toc16902"/>
       <w:r>
         <w:t>2.</w:t>
       </w:r>
@@ -1932,7 +1774,7 @@
           <w:rFonts w:hint="default"/>
           <w:lang w:val="en-US"/>
         </w:rPr>
-        <w:t>4</w:t>
+        <w:t>3</w:t>
       </w:r>
       <w:r>
         <w:t>. Lợi ích</w:t>
@@ -2009,7 +1851,7 @@
           <w:rStyle w:val="17"/>
         </w:rPr>
       </w:pPr>
-      <w:bookmarkStart w:id="7" w:name="_Toc23225"/>
+      <w:bookmarkStart w:id="7" w:name="_Toc6346"/>
       <w:r>
         <w:rPr>
           <w:rStyle w:val="15"/>
@@ -2017,77 +1859,6 @@
         <w:t>Loose Coupling</w:t>
       </w:r>
       <w:bookmarkEnd w:id="7"/>
-      <w:r>
-        <w:br w:type="textWrapping"/>
-      </w:r>
-      <w:r>
-        <w:rPr>
-          <w:rStyle w:val="17"/>
-        </w:rPr>
-        <w:t>3.1. Khái niệm</w:t>
-      </w:r>
-    </w:p>
-    <w:p>
-      <w:pPr>
-        <w:bidi w:val="0"/>
-        <w:rPr>
-          <w:rFonts w:hint="default"/>
-        </w:rPr>
-      </w:pPr>
-      <w:r>
-        <w:rPr>
-          <w:rFonts w:hint="default"/>
-          <w:lang w:val="en-US"/>
-        </w:rPr>
-        <w:t>Loose coupling là c</w:t>
-      </w:r>
-      <w:r>
-        <w:rPr>
-          <w:rFonts w:hint="default"/>
-        </w:rPr>
-        <w:t>ác microservice nên tương tác với nhau thông qua các API được định nghĩa rõ ràng, giảm thiểu sự phụ thuộc giữa chúng.</w:t>
-      </w:r>
-    </w:p>
-    <w:p>
-      <w:pPr>
-        <w:bidi w:val="0"/>
-        <w:rPr>
-          <w:rFonts w:hint="default"/>
-        </w:rPr>
-      </w:pPr>
-      <w:r>
-        <w:rPr>
-          <w:rFonts w:hint="default"/>
-        </w:rPr>
-        <w:t>Điều này có nghĩa là một thay đổi trong cách triển khai nội bộ của một dịch vụ không nhất thiết phải dẫn đến thay đổi ở các dịch vụ khác, miễn là hợp đồng API được duy trì.</w:t>
-      </w:r>
-    </w:p>
-    <w:p>
-      <w:pPr>
-        <w:bidi w:val="0"/>
-        <w:rPr>
-          <w:rStyle w:val="17"/>
-        </w:rPr>
-      </w:pPr>
-      <w:r>
-        <w:rPr>
-          <w:rFonts w:hint="default"/>
-        </w:rPr>
-        <w:t>Các mô hình giao tiếp bất đồng bộ, chẳng hạn như kiến</w:t>
-      </w:r>
-      <w:r>
-        <w:rPr>
-          <w:rFonts w:hint="default"/>
-          <w:lang w:val="en-US"/>
-        </w:rPr>
-        <w:t xml:space="preserve"> </w:t>
-      </w:r>
-      <w:r>
-        <w:rPr>
-          <w:rFonts w:hint="default"/>
-        </w:rPr>
-        <w:t>trúc hướng sự kiện, thường được ưu tiên để tăng cường hơn nữa tính liên kết lỏng lẻo và cải thiện khả năng phục hồi, vì các dịch vụ không cần phải khả dụng đồng thời để giao tiếp.</w:t>
-      </w:r>
     </w:p>
     <w:p>
       <w:pPr>
@@ -2103,7 +1874,103 @@
           <w:rStyle w:val="17"/>
         </w:rPr>
       </w:pPr>
-      <w:bookmarkStart w:id="8" w:name="_Toc28664"/>
+      <w:r>
+        <w:br w:type="textWrapping"/>
+      </w:r>
+      <w:bookmarkStart w:id="8" w:name="_Toc28885"/>
+      <w:r>
+        <w:rPr>
+          <w:rStyle w:val="17"/>
+        </w:rPr>
+        <w:t>3.1. Khái niệm</w:t>
+      </w:r>
+    </w:p>
+    <w:bookmarkEnd w:id="8"/>
+    <w:p>
+      <w:pPr>
+        <w:bidi w:val="0"/>
+        <w:rPr>
+          <w:rFonts w:hint="default"/>
+        </w:rPr>
+      </w:pPr>
+      <w:r>
+        <w:rPr>
+          <w:rFonts w:hint="default"/>
+          <w:lang w:val="en-US"/>
+        </w:rPr>
+        <w:t>Loose coupling là c</w:t>
+      </w:r>
+      <w:r>
+        <w:rPr>
+          <w:rFonts w:hint="default"/>
+        </w:rPr>
+        <w:t>ác microservice nên tương tác với nhau thông qua các API được định nghĩa rõ ràng, giảm thiểu sự phụ thuộc giữa chúng.</w:t>
+      </w:r>
+    </w:p>
+    <w:p>
+      <w:pPr>
+        <w:bidi w:val="0"/>
+        <w:rPr>
+          <w:rFonts w:hint="default"/>
+        </w:rPr>
+      </w:pPr>
+      <w:r>
+        <w:rPr>
+          <w:rFonts w:hint="default"/>
+        </w:rPr>
+        <w:t>Điều này có nghĩa là một thay đổi trong cách triển khai nội bộ của một dịch vụ không nhất thiết phải dẫn đến thay đổi ở các dịch vụ khác, miễn là hợp đồng API được duy trì.</w:t>
+      </w:r>
+    </w:p>
+    <w:p>
+      <w:pPr>
+        <w:bidi w:val="0"/>
+        <w:rPr>
+          <w:rFonts w:hint="default"/>
+        </w:rPr>
+      </w:pPr>
+      <w:r>
+        <w:rPr>
+          <w:rFonts w:hint="default"/>
+        </w:rPr>
+        <w:t>Các mô hình giao tiếp bất đồng bộ, chẳng hạn như kiến</w:t>
+      </w:r>
+      <w:r>
+        <w:rPr>
+          <w:rFonts w:hint="default"/>
+          <w:lang w:val="en-US"/>
+        </w:rPr>
+        <w:t xml:space="preserve"> </w:t>
+      </w:r>
+      <w:r>
+        <w:rPr>
+          <w:rFonts w:hint="default"/>
+        </w:rPr>
+        <w:t>trúc hướng sự kiện, thường được ưu tiên để tăng cường hơn nữa tính liên kết lỏng lẻo và cải thiện khả năng phục hồi, vì các dịch vụ không cần phải khả dụng đồng thời để giao tiếp.</w:t>
+      </w:r>
+    </w:p>
+    <w:p>
+      <w:pPr>
+        <w:bidi w:val="0"/>
+        <w:rPr>
+          <w:rFonts w:hint="default"/>
+        </w:rPr>
+      </w:pPr>
+    </w:p>
+    <w:p>
+      <w:pPr>
+        <w:keepNext w:val="0"/>
+        <w:keepLines w:val="0"/>
+        <w:widowControl/>
+        <w:numPr>
+          <w:numId w:val="0"/>
+        </w:numPr>
+        <w:suppressLineNumbers w:val="0"/>
+        <w:ind w:leftChars="0"/>
+        <w:rPr>
+          <w:rStyle w:val="17"/>
+        </w:rPr>
+      </w:pPr>
+      <w:bookmarkStart w:id="9" w:name="_Toc23259"/>
       <w:r>
         <w:rPr>
           <w:rStyle w:val="17"/>
@@ -2125,6 +1992,7 @@
         <w:t>. Ví dụ code Java</w:t>
       </w:r>
     </w:p>
+    <w:bookmarkEnd w:id="9"/>
     <w:p>
       <w:pPr>
         <w:keepNext w:val="0"/>
@@ -2182,86 +2050,11 @@
           </wp:inline>
         </w:drawing>
       </w:r>
-      <w:bookmarkEnd w:id="8"/>
       <w:r>
         <w:rPr>
           <w:rStyle w:val="17"/>
         </w:rPr>
         <w:br w:type="textWrapping"/>
-      </w:r>
-      <w:bookmarkStart w:id="9" w:name="_Toc25012"/>
-      <w:r>
-        <w:rPr>
-          <w:rStyle w:val="17"/>
-        </w:rPr>
-        <w:t>3.</w:t>
-      </w:r>
-      <w:r>
-        <w:rPr>
-          <w:rStyle w:val="17"/>
-          <w:rFonts w:hint="default"/>
-          <w:lang w:val="en-US"/>
-        </w:rPr>
-        <w:t>3</w:t>
-      </w:r>
-      <w:r>
-        <w:rPr>
-          <w:rStyle w:val="17"/>
-        </w:rPr>
-        <w:t>. Lợi ích</w:t>
-      </w:r>
-      <w:bookmarkEnd w:id="9"/>
-    </w:p>
-    <w:p>
-      <w:pPr>
-        <w:numPr>
-          <w:ilvl w:val="0"/>
-          <w:numId w:val="3"/>
-        </w:numPr>
-        <w:bidi w:val="0"/>
-        <w:ind w:left="420" w:leftChars="0" w:hanging="420" w:firstLineChars="0"/>
-      </w:pPr>
-      <w:r>
-        <w:t xml:space="preserve">Dễ thay đổi </w:t>
-      </w:r>
-    </w:p>
-    <w:p>
-      <w:pPr>
-        <w:numPr>
-          <w:ilvl w:val="0"/>
-          <w:numId w:val="3"/>
-        </w:numPr>
-        <w:bidi w:val="0"/>
-        <w:ind w:left="420" w:leftChars="0" w:hanging="420" w:firstLineChars="0"/>
-      </w:pPr>
-      <w:r>
-        <w:t xml:space="preserve">Dễ mở rộng </w:t>
-      </w:r>
-    </w:p>
-    <w:p>
-      <w:pPr>
-        <w:numPr>
-          <w:ilvl w:val="0"/>
-          <w:numId w:val="3"/>
-        </w:numPr>
-        <w:bidi w:val="0"/>
-        <w:ind w:left="420" w:leftChars="0" w:hanging="420" w:firstLineChars="0"/>
-      </w:pPr>
-      <w:r>
-        <w:t xml:space="preserve">Dễ mock khi test </w:t>
-      </w:r>
-    </w:p>
-    <w:p>
-      <w:pPr>
-        <w:numPr>
-          <w:ilvl w:val="0"/>
-          <w:numId w:val="3"/>
-        </w:numPr>
-        <w:bidi w:val="0"/>
-        <w:ind w:left="420" w:leftChars="0" w:hanging="420" w:firstLineChars="0"/>
-      </w:pPr>
-      <w:r>
-        <w:t>Giảm phụ thuộc</w:t>
       </w:r>
     </w:p>
     <w:p>
@@ -2270,211 +2063,112 @@
         <w:keepLines w:val="0"/>
         <w:widowControl/>
         <w:numPr>
+          <w:numId w:val="0"/>
+        </w:numPr>
+        <w:suppressLineNumbers w:val="0"/>
+        <w:ind w:leftChars="0"/>
+        <w:rPr>
+          <w:rStyle w:val="17"/>
+        </w:rPr>
+      </w:pPr>
+      <w:bookmarkStart w:id="10" w:name="_Toc28866"/>
+      <w:r>
+        <w:rPr>
+          <w:rStyle w:val="17"/>
+        </w:rPr>
+        <w:t>3.</w:t>
+      </w:r>
+      <w:r>
+        <w:rPr>
+          <w:rStyle w:val="17"/>
+          <w:rFonts w:hint="default"/>
+          <w:lang w:val="en-US"/>
+        </w:rPr>
+        <w:t>3</w:t>
+      </w:r>
+      <w:r>
+        <w:rPr>
+          <w:rStyle w:val="17"/>
+        </w:rPr>
+        <w:t>. Lợi ích</w:t>
+      </w:r>
+    </w:p>
+    <w:bookmarkEnd w:id="10"/>
+    <w:p>
+      <w:pPr>
+        <w:numPr>
           <w:ilvl w:val="0"/>
-          <w:numId w:val="1"/>
-        </w:numPr>
-        <w:suppressLineNumbers w:val="0"/>
-        <w:ind w:left="0" w:leftChars="0" w:firstLine="0" w:firstLineChars="0"/>
-        <w:rPr>
-          <w:rStyle w:val="17"/>
-        </w:rPr>
-      </w:pPr>
-      <w:bookmarkStart w:id="10" w:name="_Toc20607"/>
-      <w:r>
-        <w:rPr>
-          <w:rStyle w:val="15"/>
-        </w:rPr>
-        <w:t>Domain-Driven Design (DDD)</w:t>
-      </w:r>
-      <w:bookmarkEnd w:id="10"/>
-      <w:r>
-        <w:br w:type="textWrapping"/>
-      </w:r>
-      <w:r>
-        <w:rPr>
-          <w:rStyle w:val="17"/>
-        </w:rPr>
-        <w:t>4.1. Domain là gì?</w:t>
-      </w:r>
-    </w:p>
-    <w:p>
-      <w:pPr>
-        <w:bidi w:val="0"/>
-        <w:rPr>
-          <w:rFonts w:hint="default"/>
-          <w:lang w:val="en-US"/>
-        </w:rPr>
-      </w:pPr>
-      <w:r>
-        <w:t>Domain là</w:t>
-      </w:r>
-      <w:r>
-        <w:rPr>
-          <w:rFonts w:hint="default"/>
-          <w:lang w:val="en-US"/>
-        </w:rPr>
-        <w:t xml:space="preserve"> l</w:t>
-      </w:r>
-      <w:r>
-        <w:t>ĩnh vực nghiệp vụ của hệ thống</w:t>
-      </w:r>
-      <w:r>
-        <w:rPr>
-          <w:rFonts w:hint="default"/>
-          <w:lang w:val="en-US"/>
-        </w:rPr>
-        <w:t xml:space="preserve">, ví dụ: </w:t>
-      </w:r>
-      <w:r>
-        <w:t>Banking</w:t>
-      </w:r>
-      <w:r>
-        <w:rPr>
-          <w:rFonts w:hint="default"/>
-          <w:lang w:val="en-US"/>
-        </w:rPr>
-        <w:t xml:space="preserve">, </w:t>
-      </w:r>
-      <w:r>
-        <w:t>E-commerce</w:t>
-      </w:r>
-      <w:r>
-        <w:rPr>
-          <w:rFonts w:hint="default"/>
-          <w:lang w:val="en-US"/>
-        </w:rPr>
-        <w:t xml:space="preserve">, </w:t>
-      </w:r>
-      <w:r>
-        <w:t>Hospital</w:t>
-      </w:r>
-      <w:r>
-        <w:rPr>
-          <w:rFonts w:hint="default"/>
-          <w:lang w:val="en-US"/>
-        </w:rPr>
-        <w:t xml:space="preserve">, </w:t>
-      </w:r>
-      <w:r>
-        <w:t>Resort Management</w:t>
-      </w:r>
-      <w:r>
-        <w:rPr>
-          <w:rFonts w:hint="default"/>
-          <w:lang w:val="en-US"/>
-        </w:rPr>
-        <w:t>.</w:t>
-      </w:r>
-    </w:p>
-    <w:p>
-      <w:pPr>
-        <w:bidi w:val="0"/>
-        <w:rPr>
-          <w:rFonts w:hint="default"/>
-        </w:rPr>
-      </w:pPr>
-      <w:r>
-        <w:rPr>
-          <w:rFonts w:hint="default"/>
-        </w:rPr>
-        <w:t>Entities: Các đối tượng có định danh duy nhất và vòng đời (ví dụ: Khách hàng, Đơn đặt hàng).</w:t>
-      </w:r>
-    </w:p>
-    <w:p>
-      <w:pPr>
-        <w:bidi w:val="0"/>
-        <w:rPr>
-          <w:rFonts w:hint="default"/>
-        </w:rPr>
-      </w:pPr>
-      <w:r>
-        <w:rPr>
-          <w:rFonts w:hint="default"/>
-        </w:rPr>
-        <w:t>Value Objects: Các đối tượng được định nghĩa bởi các thuộc tính của chúng, thiếu định danh riêng biệt và thường bất biến (ví dụ: Địa chỉ, Số tiền).</w:t>
-      </w:r>
-    </w:p>
-    <w:p>
-      <w:pPr>
-        <w:bidi w:val="0"/>
-        <w:rPr>
-          <w:rFonts w:hint="default"/>
-        </w:rPr>
-      </w:pPr>
-      <w:r>
-        <w:rPr>
-          <w:rFonts w:hint="default"/>
-        </w:rPr>
-        <w:t>Aggregates: Một nhóm các thực thể và đối tượng giá trị liên kết được coi là một đơn vị nhất quán duy nhất.</w:t>
-      </w:r>
-    </w:p>
-    <w:p>
-      <w:pPr>
-        <w:bidi w:val="0"/>
-        <w:rPr>
-          <w:rStyle w:val="17"/>
-        </w:rPr>
-      </w:pPr>
-      <w:r>
-        <w:rPr>
-          <w:rFonts w:hint="default"/>
-        </w:rPr>
-        <w:t>Repositories: Cung cấp giao diện để truy xuất và lưu trữ các Tập hợp, trừu tượng hóa việc truy cập dữ liệu.</w:t>
-      </w:r>
-      <w:bookmarkStart w:id="11" w:name="_Toc11404"/>
-    </w:p>
-    <w:bookmarkEnd w:id="11"/>
+          <w:numId w:val="3"/>
+        </w:numPr>
+        <w:bidi w:val="0"/>
+        <w:ind w:left="420" w:leftChars="0" w:hanging="420" w:firstLineChars="0"/>
+      </w:pPr>
+      <w:r>
+        <w:t xml:space="preserve">Dễ thay đổi </w:t>
+      </w:r>
+    </w:p>
+    <w:p>
+      <w:pPr>
+        <w:numPr>
+          <w:ilvl w:val="0"/>
+          <w:numId w:val="3"/>
+        </w:numPr>
+        <w:bidi w:val="0"/>
+        <w:ind w:left="420" w:leftChars="0" w:hanging="420" w:firstLineChars="0"/>
+      </w:pPr>
+      <w:r>
+        <w:t xml:space="preserve">Dễ mở rộng </w:t>
+      </w:r>
+    </w:p>
+    <w:p>
+      <w:pPr>
+        <w:numPr>
+          <w:ilvl w:val="0"/>
+          <w:numId w:val="3"/>
+        </w:numPr>
+        <w:bidi w:val="0"/>
+        <w:ind w:left="420" w:leftChars="0" w:hanging="420" w:firstLineChars="0"/>
+      </w:pPr>
+      <w:r>
+        <w:t xml:space="preserve">Dễ mock khi test </w:t>
+      </w:r>
+    </w:p>
+    <w:p>
+      <w:pPr>
+        <w:numPr>
+          <w:ilvl w:val="0"/>
+          <w:numId w:val="3"/>
+        </w:numPr>
+        <w:bidi w:val="0"/>
+        <w:ind w:left="420" w:leftChars="0" w:hanging="420" w:firstLineChars="0"/>
+      </w:pPr>
+      <w:r>
+        <w:t>Giảm phụ thuộc</w:t>
+      </w:r>
+    </w:p>
     <w:p>
       <w:pPr>
         <w:keepNext w:val="0"/>
         <w:keepLines w:val="0"/>
         <w:widowControl/>
         <w:numPr>
-          <w:numId w:val="0"/>
+          <w:ilvl w:val="0"/>
+          <w:numId w:val="1"/>
         </w:numPr>
         <w:suppressLineNumbers w:val="0"/>
-        <w:ind w:leftChars="0"/>
-        <w:rPr>
-          <w:rStyle w:val="17"/>
-          <w:rFonts w:hint="default"/>
-          <w:lang w:val="en-US"/>
-        </w:rPr>
-      </w:pPr>
-      <w:r>
-        <w:rPr>
-          <w:rStyle w:val="17"/>
-        </w:rPr>
-        <w:br w:type="textWrapping"/>
-      </w:r>
-      <w:bookmarkStart w:id="12" w:name="_Toc18954"/>
-      <w:r>
-        <w:rPr>
-          <w:rStyle w:val="17"/>
-        </w:rPr>
-        <w:t>4.</w:t>
-      </w:r>
-      <w:r>
-        <w:rPr>
-          <w:rStyle w:val="17"/>
-          <w:rFonts w:hint="default"/>
-          <w:lang w:val="en-US"/>
-        </w:rPr>
-        <w:t>2</w:t>
-      </w:r>
-      <w:r>
-        <w:rPr>
-          <w:rStyle w:val="17"/>
-        </w:rPr>
-        <w:t>. Service</w:t>
-      </w:r>
-      <w:r>
-        <w:rPr>
-          <w:rStyle w:val="17"/>
-          <w:rFonts w:hint="default"/>
-          <w:lang w:val="en-US"/>
-        </w:rPr>
-        <w:t>, events.</w:t>
-      </w:r>
+        <w:ind w:left="0" w:leftChars="0" w:firstLine="0" w:firstLineChars="0"/>
+        <w:rPr>
+          <w:rStyle w:val="17"/>
+        </w:rPr>
+      </w:pPr>
+      <w:bookmarkStart w:id="11" w:name="_Toc29653"/>
+      <w:r>
+        <w:rPr>
+          <w:rStyle w:val="15"/>
+        </w:rPr>
+        <w:t>Domain-Driven Design (DDD)</w:t>
+      </w:r>
+      <w:bookmarkEnd w:id="11"/>
     </w:p>
     <w:p>
       <w:pPr>
@@ -2487,121 +2181,144 @@
         <w:suppressLineNumbers w:val="0"/>
         <w:ind w:leftChars="0"/>
         <w:rPr>
-          <w:rFonts w:hint="default"/>
-          <w:lang w:val="en-US"/>
-        </w:rPr>
-      </w:pPr>
-      <w:r>
-        <w:rPr>
-          <w:rFonts w:hint="default"/>
-          <w:lang w:val="en-US"/>
-        </w:rPr>
-        <w:t>Domain Services: Khi một thao tác hoặc quy trình nghiệp vụ không thuộc về một thực thể hoặc đối tượng giá trị cụ thể nào, nó có thể được triển khai trong một Dịch vụ Miền.</w:t>
-      </w:r>
-    </w:p>
-    <w:p>
-      <w:pPr>
-        <w:bidi w:val="0"/>
-        <w:rPr>
-          <w:rStyle w:val="17"/>
-        </w:rPr>
-      </w:pPr>
-      <w:r>
-        <w:rPr>
-          <w:rFonts w:hint="default"/>
-          <w:lang w:val="en-US"/>
-        </w:rPr>
-        <w:t>Domain Events: Đại diện cho một điều gì đó quan trọng đã xảy ra trong miền mà các phần khác của hệ thống có thể quan tâm.</w:t>
-      </w:r>
-      <w:bookmarkEnd w:id="12"/>
-      <w:r>
-        <w:rPr>
-          <w:rStyle w:val="17"/>
-        </w:rPr>
+          <w:rStyle w:val="17"/>
+        </w:rPr>
+      </w:pPr>
+      <w:r>
         <w:br w:type="textWrapping"/>
       </w:r>
-      <w:bookmarkStart w:id="13" w:name="_Toc10811"/>
-      <w:r>
-        <w:rPr>
-          <w:rStyle w:val="17"/>
-        </w:rPr>
-        <w:t>4.</w:t>
-      </w:r>
-      <w:r>
-        <w:rPr>
-          <w:rStyle w:val="17"/>
-          <w:rFonts w:hint="default"/>
-          <w:lang w:val="en-US"/>
-        </w:rPr>
-        <w:t>3</w:t>
-      </w:r>
-      <w:r>
-        <w:rPr>
-          <w:rStyle w:val="17"/>
-        </w:rPr>
-        <w:t xml:space="preserve">. Khi nào nên dùng DDD </w:t>
-      </w:r>
-    </w:p>
-    <w:bookmarkEnd w:id="13"/>
-    <w:p>
-      <w:pPr>
-        <w:bidi w:val="0"/>
-      </w:pPr>
-      <w:r>
-        <w:t>DDD phù hợp khi:</w:t>
-      </w:r>
-    </w:p>
-    <w:p>
-      <w:pPr>
-        <w:bidi w:val="0"/>
-      </w:pPr>
-      <w:r>
-        <w:rPr>
-          <w:rFonts w:hint="default"/>
-          <w:lang w:val="en-US"/>
-        </w:rPr>
-        <w:t xml:space="preserve">- </w:t>
-      </w:r>
-      <w:r>
-        <w:t xml:space="preserve">Business logic phức tạp </w:t>
-      </w:r>
-    </w:p>
-    <w:p>
-      <w:pPr>
-        <w:bidi w:val="0"/>
-      </w:pPr>
-      <w:r>
-        <w:rPr>
-          <w:rFonts w:hint="default"/>
-          <w:lang w:val="en-US"/>
-        </w:rPr>
-        <w:t xml:space="preserve">- </w:t>
-      </w:r>
-      <w:r>
-        <w:t xml:space="preserve">Hệ thống lớn </w:t>
-      </w:r>
-    </w:p>
-    <w:p>
-      <w:pPr>
-        <w:bidi w:val="0"/>
-      </w:pPr>
-      <w:r>
-        <w:rPr>
-          <w:rFonts w:hint="default"/>
-          <w:lang w:val="en-US"/>
-        </w:rPr>
-        <w:t xml:space="preserve">- </w:t>
-      </w:r>
-      <w:r>
-        <w:t xml:space="preserve">Nhiều rule nghiệp vụ </w:t>
-      </w:r>
-    </w:p>
-    <w:p>
-      <w:pPr>
-        <w:bidi w:val="0"/>
-      </w:pPr>
-      <w:r>
-        <w:t>Không cần thiết cho project CRUD nhỏ.</w:t>
+      <w:bookmarkStart w:id="12" w:name="_Toc6712"/>
+      <w:r>
+        <w:rPr>
+          <w:rStyle w:val="17"/>
+        </w:rPr>
+        <w:t>4.1. Domain là gì?</w:t>
+      </w:r>
+    </w:p>
+    <w:bookmarkEnd w:id="12"/>
+    <w:p>
+      <w:pPr>
+        <w:bidi w:val="0"/>
+        <w:rPr>
+          <w:rFonts w:hint="default"/>
+          <w:lang w:val="en-US"/>
+        </w:rPr>
+      </w:pPr>
+      <w:r>
+        <w:t>Domain là</w:t>
+      </w:r>
+      <w:r>
+        <w:rPr>
+          <w:rFonts w:hint="default"/>
+          <w:lang w:val="en-US"/>
+        </w:rPr>
+        <w:t xml:space="preserve"> l</w:t>
+      </w:r>
+      <w:r>
+        <w:t>ĩnh vực nghiệp vụ của hệ thống</w:t>
+      </w:r>
+      <w:r>
+        <w:rPr>
+          <w:rFonts w:hint="default"/>
+          <w:lang w:val="en-US"/>
+        </w:rPr>
+        <w:t xml:space="preserve">, ví dụ: </w:t>
+      </w:r>
+      <w:r>
+        <w:t>Banking</w:t>
+      </w:r>
+      <w:r>
+        <w:rPr>
+          <w:rFonts w:hint="default"/>
+          <w:lang w:val="en-US"/>
+        </w:rPr>
+        <w:t xml:space="preserve">, </w:t>
+      </w:r>
+      <w:r>
+        <w:t>E-commerce</w:t>
+      </w:r>
+      <w:r>
+        <w:rPr>
+          <w:rFonts w:hint="default"/>
+          <w:lang w:val="en-US"/>
+        </w:rPr>
+        <w:t xml:space="preserve">, </w:t>
+      </w:r>
+      <w:r>
+        <w:t>Hospital</w:t>
+      </w:r>
+      <w:r>
+        <w:rPr>
+          <w:rFonts w:hint="default"/>
+          <w:lang w:val="en-US"/>
+        </w:rPr>
+        <w:t xml:space="preserve">, </w:t>
+      </w:r>
+      <w:r>
+        <w:t>Resort Management</w:t>
+      </w:r>
+      <w:r>
+        <w:rPr>
+          <w:rFonts w:hint="default"/>
+          <w:lang w:val="en-US"/>
+        </w:rPr>
+        <w:t>.</w:t>
+      </w:r>
+    </w:p>
+    <w:p>
+      <w:pPr>
+        <w:bidi w:val="0"/>
+        <w:rPr>
+          <w:rFonts w:hint="default"/>
+        </w:rPr>
+      </w:pPr>
+      <w:r>
+        <w:rPr>
+          <w:rFonts w:hint="default"/>
+        </w:rPr>
+        <w:t>Entities: Các đối tượng có định danh duy nhất và vòng đời (ví dụ: Khách hàng, Đơn đặt hàng).</w:t>
+      </w:r>
+    </w:p>
+    <w:p>
+      <w:pPr>
+        <w:bidi w:val="0"/>
+        <w:rPr>
+          <w:rFonts w:hint="default"/>
+        </w:rPr>
+      </w:pPr>
+      <w:r>
+        <w:rPr>
+          <w:rFonts w:hint="default"/>
+        </w:rPr>
+        <w:t>Value Objects: Các đối tượng được định nghĩa bởi các thuộc tính của chúng, thiếu định danh riêng biệt và thường bất biến (ví dụ: Địa chỉ, Số tiền).</w:t>
+      </w:r>
+    </w:p>
+    <w:p>
+      <w:pPr>
+        <w:bidi w:val="0"/>
+        <w:rPr>
+          <w:rFonts w:hint="default"/>
+        </w:rPr>
+      </w:pPr>
+      <w:r>
+        <w:rPr>
+          <w:rFonts w:hint="default"/>
+        </w:rPr>
+        <w:t>Aggregates: Một nhóm các thực thể và đối tượng giá trị liên kết được coi là một đơn vị nhất quán duy nhất.</w:t>
+      </w:r>
+    </w:p>
+    <w:p>
+      <w:pPr>
+        <w:bidi w:val="0"/>
+        <w:rPr>
+          <w:rStyle w:val="17"/>
+        </w:rPr>
+      </w:pPr>
+      <w:r>
+        <w:rPr>
+          <w:rFonts w:hint="default"/>
+        </w:rPr>
+        <w:t>Repositories: Cung cấp giao diện để truy xuất và lưu trữ các Tập hợp, trừu tượng hóa việc truy cập dữ liệu.</w:t>
       </w:r>
     </w:p>
     <w:p>
@@ -2616,43 +2333,181 @@
         <w:ind w:leftChars="0"/>
         <w:rPr>
           <w:rStyle w:val="17"/>
-        </w:rPr>
-      </w:pPr>
-    </w:p>
+          <w:rFonts w:hint="default"/>
+          <w:lang w:val="en-US"/>
+        </w:rPr>
+      </w:pPr>
+      <w:r>
+        <w:rPr>
+          <w:rStyle w:val="17"/>
+        </w:rPr>
+        <w:br w:type="textWrapping"/>
+      </w:r>
+      <w:bookmarkStart w:id="13" w:name="_Toc24170"/>
+      <w:r>
+        <w:rPr>
+          <w:rStyle w:val="17"/>
+        </w:rPr>
+        <w:t>4.</w:t>
+      </w:r>
+      <w:r>
+        <w:rPr>
+          <w:rStyle w:val="17"/>
+          <w:rFonts w:hint="default"/>
+          <w:lang w:val="en-US"/>
+        </w:rPr>
+        <w:t>2</w:t>
+      </w:r>
+      <w:r>
+        <w:rPr>
+          <w:rStyle w:val="17"/>
+        </w:rPr>
+        <w:t>. Service</w:t>
+      </w:r>
+      <w:r>
+        <w:rPr>
+          <w:rStyle w:val="17"/>
+          <w:rFonts w:hint="default"/>
+          <w:lang w:val="en-US"/>
+        </w:rPr>
+        <w:t>, events.</w:t>
+      </w:r>
+    </w:p>
+    <w:bookmarkEnd w:id="13"/>
     <w:p>
       <w:pPr>
         <w:keepNext w:val="0"/>
         <w:keepLines w:val="0"/>
         <w:widowControl/>
         <w:numPr>
-          <w:ilvl w:val="0"/>
-          <w:numId w:val="1"/>
+          <w:numId w:val="0"/>
         </w:numPr>
         <w:suppressLineNumbers w:val="0"/>
-        <w:ind w:left="0" w:leftChars="0" w:firstLine="0" w:firstLineChars="0"/>
-        <w:rPr>
-          <w:rStyle w:val="17"/>
-        </w:rPr>
-      </w:pPr>
-      <w:bookmarkStart w:id="14" w:name="_Toc11390"/>
-      <w:r>
-        <w:rPr>
-          <w:rStyle w:val="15"/>
-        </w:rPr>
-        <w:t>Decentralization</w:t>
-      </w:r>
-      <w:r>
-        <w:rPr>
-          <w:rStyle w:val="15"/>
+        <w:ind w:leftChars="0"/>
+        <w:rPr>
+          <w:rFonts w:hint="default"/>
+          <w:lang w:val="en-US"/>
+        </w:rPr>
+      </w:pPr>
+      <w:r>
+        <w:rPr>
+          <w:rFonts w:hint="default"/>
+          <w:lang w:val="en-US"/>
+        </w:rPr>
+        <w:t>Domain Services: Khi một thao tác hoặc quy trình nghiệp vụ không thuộc về một thực thể hoặc đối tượng giá trị cụ thể nào, nó có thể được triển khai trong một Dịch vụ Miền.</w:t>
+      </w:r>
+    </w:p>
+    <w:p>
+      <w:pPr>
+        <w:bidi w:val="0"/>
+        <w:rPr>
+          <w:rFonts w:hint="default"/>
+          <w:lang w:val="en-US"/>
+        </w:rPr>
+      </w:pPr>
+      <w:r>
+        <w:rPr>
+          <w:rFonts w:hint="default"/>
+          <w:lang w:val="en-US"/>
+        </w:rPr>
+        <w:t>Domain Events: Đại diện cho một điều gì đó quan trọng đã xảy ra trong miền mà các phần khác của hệ thống có thể quan tâm.</w:t>
+      </w:r>
+    </w:p>
+    <w:p>
+      <w:pPr>
+        <w:bidi w:val="0"/>
+        <w:rPr>
+          <w:rStyle w:val="17"/>
+        </w:rPr>
+      </w:pPr>
+      <w:r>
+        <w:rPr>
+          <w:rStyle w:val="17"/>
         </w:rPr>
         <w:br w:type="textWrapping"/>
       </w:r>
-      <w:bookmarkEnd w:id="14"/>
-      <w:r>
-        <w:rPr>
-          <w:rStyle w:val="17"/>
-        </w:rPr>
-        <w:t>5.1. Khái niệm</w:t>
+      <w:bookmarkStart w:id="14" w:name="_Toc22831"/>
+      <w:r>
+        <w:rPr>
+          <w:rStyle w:val="17"/>
+        </w:rPr>
+        <w:t>4.</w:t>
+      </w:r>
+      <w:r>
+        <w:rPr>
+          <w:rStyle w:val="17"/>
+          <w:rFonts w:hint="default"/>
+          <w:lang w:val="en-US"/>
+        </w:rPr>
+        <w:t>3</w:t>
+      </w:r>
+      <w:r>
+        <w:rPr>
+          <w:rStyle w:val="17"/>
+        </w:rPr>
+        <w:t xml:space="preserve">. Khi nào nên dùng DDD </w:t>
+      </w:r>
+    </w:p>
+    <w:bookmarkEnd w:id="14"/>
+    <w:p>
+      <w:pPr>
+        <w:bidi w:val="0"/>
+      </w:pPr>
+      <w:r>
+        <w:t>DDD phù hợp khi:</w:t>
+      </w:r>
+    </w:p>
+    <w:p>
+      <w:pPr>
+        <w:bidi w:val="0"/>
+      </w:pPr>
+      <w:r>
+        <w:rPr>
+          <w:rFonts w:hint="default"/>
+          <w:lang w:val="en-US"/>
+        </w:rPr>
+        <w:t xml:space="preserve">- </w:t>
+      </w:r>
+      <w:r>
+        <w:t xml:space="preserve">Business logic phức tạp </w:t>
+      </w:r>
+    </w:p>
+    <w:p>
+      <w:pPr>
+        <w:bidi w:val="0"/>
+      </w:pPr>
+      <w:r>
+        <w:rPr>
+          <w:rFonts w:hint="default"/>
+          <w:lang w:val="en-US"/>
+        </w:rPr>
+        <w:t xml:space="preserve">- </w:t>
+      </w:r>
+      <w:r>
+        <w:t xml:space="preserve">Hệ thống lớn </w:t>
+      </w:r>
+    </w:p>
+    <w:p>
+      <w:pPr>
+        <w:bidi w:val="0"/>
+      </w:pPr>
+      <w:r>
+        <w:rPr>
+          <w:rFonts w:hint="default"/>
+          <w:lang w:val="en-US"/>
+        </w:rPr>
+        <w:t xml:space="preserve">- </w:t>
+      </w:r>
+      <w:r>
+        <w:t xml:space="preserve">Nhiều rule nghiệp vụ </w:t>
+      </w:r>
+    </w:p>
+    <w:p>
+      <w:pPr>
+        <w:bidi w:val="0"/>
+      </w:pPr>
+      <w:r>
+        <w:t>Không cần thiết cho project CRUD nhỏ.</w:t>
       </w:r>
     </w:p>
     <w:p>
@@ -2669,88 +2524,30 @@
           <w:rStyle w:val="17"/>
         </w:rPr>
       </w:pPr>
-      <w:r>
-        <w:t>Decentralization nghĩa là</w:t>
-      </w:r>
-      <w:r>
-        <w:rPr>
-          <w:rFonts w:hint="default"/>
-          <w:lang w:val="en-US"/>
-        </w:rPr>
-        <w:t xml:space="preserve"> k</w:t>
-      </w:r>
-      <w:r>
-        <w:t>hông tập trung toàn bộ hệ thống vào một nơi.Mỗi service/module có thể hoạt động độc lập.</w:t>
-      </w:r>
-      <w:bookmarkStart w:id="15" w:name="_Toc13056"/>
-    </w:p>
-    <w:bookmarkEnd w:id="15"/>
+    </w:p>
     <w:p>
       <w:pPr>
         <w:keepNext w:val="0"/>
         <w:keepLines w:val="0"/>
         <w:widowControl/>
         <w:numPr>
-          <w:numId w:val="0"/>
+          <w:ilvl w:val="0"/>
+          <w:numId w:val="1"/>
         </w:numPr>
         <w:suppressLineNumbers w:val="0"/>
-        <w:ind w:leftChars="0"/>
-        <w:rPr>
-          <w:rStyle w:val="17"/>
-        </w:rPr>
-      </w:pPr>
-      <w:r>
-        <w:rPr>
-          <w:rStyle w:val="17"/>
-        </w:rPr>
-        <w:br w:type="textWrapping"/>
-      </w:r>
-      <w:bookmarkStart w:id="16" w:name="_Toc30154"/>
-      <w:r>
-        <w:rPr>
-          <w:rStyle w:val="17"/>
-        </w:rPr>
-        <w:t>5.</w:t>
-      </w:r>
-      <w:r>
-        <w:rPr>
-          <w:rStyle w:val="17"/>
-          <w:rFonts w:hint="default"/>
-          <w:lang w:val="en-US"/>
-        </w:rPr>
-        <w:t>2</w:t>
-      </w:r>
-      <w:r>
-        <w:rPr>
-          <w:rStyle w:val="17"/>
-        </w:rPr>
-        <w:t>. Ví dụ Microservices</w:t>
-      </w:r>
-    </w:p>
-    <w:bookmarkEnd w:id="16"/>
-    <w:p>
-      <w:pPr>
-        <w:bidi w:val="0"/>
-      </w:pPr>
-      <w:r>
-        <w:t>Khi Payment Service bị lỗi:</w:t>
-      </w:r>
-    </w:p>
-    <w:p>
-      <w:pPr>
-        <w:bidi w:val="0"/>
-      </w:pPr>
-      <w:r>
-        <w:t xml:space="preserve">User Service vẫn chạy </w:t>
-      </w:r>
-    </w:p>
-    <w:p>
-      <w:pPr>
-        <w:bidi w:val="0"/>
-      </w:pPr>
-      <w:r>
-        <w:t>Product Service vẫn hoạt động</w:t>
-      </w:r>
+        <w:ind w:left="0" w:leftChars="0" w:firstLine="0" w:firstLineChars="0"/>
+        <w:rPr>
+          <w:rStyle w:val="17"/>
+        </w:rPr>
+      </w:pPr>
+      <w:bookmarkStart w:id="15" w:name="_Toc2690"/>
+      <w:r>
+        <w:rPr>
+          <w:rStyle w:val="15"/>
+        </w:rPr>
+        <w:t>Decentralization</w:t>
+      </w:r>
+      <w:bookmarkEnd w:id="15"/>
     </w:p>
     <w:p>
       <w:pPr>
@@ -2768,235 +2565,45 @@
       </w:pPr>
       <w:r>
         <w:rPr>
-          <w:rStyle w:val="17"/>
+          <w:rStyle w:val="15"/>
         </w:rPr>
         <w:br w:type="textWrapping"/>
       </w:r>
-      <w:bookmarkStart w:id="17" w:name="_Toc28645"/>
-      <w:r>
-        <w:rPr>
-          <w:rStyle w:val="17"/>
-        </w:rPr>
-        <w:t>5.</w:t>
-      </w:r>
-      <w:r>
-        <w:rPr>
-          <w:rStyle w:val="17"/>
-          <w:rFonts w:hint="default"/>
-          <w:lang w:val="en-US"/>
-        </w:rPr>
-        <w:t>3</w:t>
-      </w:r>
-      <w:r>
-        <w:rPr>
-          <w:rStyle w:val="17"/>
-        </w:rPr>
-        <w:t xml:space="preserve">. Ưu điểm và nhược điểm </w:t>
-      </w:r>
-      <w:bookmarkEnd w:id="17"/>
-    </w:p>
-    <w:p>
-      <w:pPr>
-        <w:bidi w:val="0"/>
-        <w:rPr>
-          <w:rFonts w:hint="default"/>
-          <w:lang w:val="en-US"/>
-        </w:rPr>
-      </w:pPr>
-      <w:r>
-        <w:t>Ưu điểm</w:t>
-      </w:r>
-      <w:r>
-        <w:rPr>
-          <w:rFonts w:hint="default"/>
-          <w:lang w:val="en-US"/>
-        </w:rPr>
-        <w:t xml:space="preserve">: </w:t>
-      </w:r>
-    </w:p>
-    <w:p>
-      <w:pPr>
-        <w:numPr>
-          <w:ilvl w:val="0"/>
-          <w:numId w:val="4"/>
-        </w:numPr>
-        <w:bidi w:val="0"/>
-        <w:ind w:left="420" w:leftChars="0" w:hanging="420" w:firstLineChars="0"/>
-      </w:pPr>
-      <w:r>
-        <w:t xml:space="preserve">Dễ scale </w:t>
-      </w:r>
-    </w:p>
-    <w:p>
-      <w:pPr>
-        <w:numPr>
-          <w:ilvl w:val="0"/>
-          <w:numId w:val="4"/>
-        </w:numPr>
-        <w:bidi w:val="0"/>
-        <w:ind w:left="420" w:leftChars="0" w:hanging="420" w:firstLineChars="0"/>
-      </w:pPr>
-      <w:r>
-        <w:t xml:space="preserve">Dễ deploy </w:t>
-      </w:r>
-    </w:p>
-    <w:p>
-      <w:pPr>
-        <w:numPr>
-          <w:ilvl w:val="0"/>
-          <w:numId w:val="4"/>
-        </w:numPr>
-        <w:bidi w:val="0"/>
-        <w:ind w:left="420" w:leftChars="0" w:hanging="420" w:firstLineChars="0"/>
-      </w:pPr>
-      <w:r>
-        <w:t xml:space="preserve">Fault isolation tốt </w:t>
-      </w:r>
-    </w:p>
-    <w:p>
-      <w:pPr>
-        <w:bidi w:val="0"/>
-        <w:rPr>
-          <w:rFonts w:hint="default"/>
-          <w:lang w:val="en-US"/>
-        </w:rPr>
-      </w:pPr>
-      <w:r>
-        <w:t>Nhược điểm</w:t>
-      </w:r>
-      <w:r>
-        <w:rPr>
-          <w:rFonts w:hint="default"/>
-          <w:lang w:val="en-US"/>
-        </w:rPr>
-        <w:t xml:space="preserve">: </w:t>
-      </w:r>
-    </w:p>
-    <w:p>
-      <w:pPr>
-        <w:numPr>
-          <w:ilvl w:val="0"/>
-          <w:numId w:val="4"/>
-        </w:numPr>
-        <w:bidi w:val="0"/>
-        <w:ind w:left="420" w:leftChars="0" w:hanging="420" w:firstLineChars="0"/>
-      </w:pPr>
-      <w:r>
-        <w:t xml:space="preserve">Khó quản lý hơn </w:t>
-      </w:r>
-    </w:p>
-    <w:p>
-      <w:pPr>
-        <w:numPr>
-          <w:ilvl w:val="0"/>
-          <w:numId w:val="4"/>
-        </w:numPr>
-        <w:bidi w:val="0"/>
-        <w:ind w:left="420" w:leftChars="0" w:hanging="420" w:firstLineChars="0"/>
-      </w:pPr>
-      <w:r>
-        <w:t xml:space="preserve">Phức tạp networking </w:t>
-      </w:r>
-    </w:p>
-    <w:p>
-      <w:pPr>
-        <w:numPr>
-          <w:ilvl w:val="0"/>
-          <w:numId w:val="4"/>
-        </w:numPr>
-        <w:bidi w:val="0"/>
-        <w:ind w:left="420" w:leftChars="0" w:hanging="420" w:firstLineChars="0"/>
-      </w:pPr>
-      <w:r>
-        <w:t xml:space="preserve">Debug khó </w:t>
-      </w:r>
-    </w:p>
+      <w:bookmarkStart w:id="16" w:name="_Toc27283"/>
+      <w:r>
+        <w:rPr>
+          <w:rStyle w:val="17"/>
+        </w:rPr>
+        <w:t>5.1. Khái niệm</w:t>
+      </w:r>
+    </w:p>
+    <w:bookmarkEnd w:id="16"/>
     <w:p>
       <w:pPr>
         <w:keepNext w:val="0"/>
         <w:keepLines w:val="0"/>
         <w:widowControl/>
         <w:numPr>
-          <w:ilvl w:val="0"/>
-          <w:numId w:val="1"/>
+          <w:numId w:val="0"/>
         </w:numPr>
         <w:suppressLineNumbers w:val="0"/>
-        <w:ind w:left="0" w:leftChars="0" w:firstLine="0" w:firstLineChars="0"/>
-        <w:rPr>
-          <w:rStyle w:val="17"/>
-        </w:rPr>
-      </w:pPr>
-      <w:bookmarkStart w:id="18" w:name="_Toc10718"/>
-      <w:r>
-        <w:rPr>
-          <w:rStyle w:val="15"/>
-        </w:rPr>
-        <w:t>Independent Deployability</w:t>
-      </w:r>
-      <w:bookmarkEnd w:id="18"/>
-      <w:r>
-        <w:br w:type="textWrapping"/>
-      </w:r>
-      <w:r>
-        <w:rPr>
-          <w:rStyle w:val="17"/>
-        </w:rPr>
-        <w:t>6.1. Khái niệm</w:t>
-      </w:r>
-    </w:p>
-    <w:p>
-      <w:pPr>
-        <w:bidi w:val="0"/>
-      </w:pPr>
-      <w:r>
-        <w:t>Mỗi service có thể:</w:t>
-      </w:r>
-    </w:p>
-    <w:p>
-      <w:pPr>
-        <w:numPr>
-          <w:ilvl w:val="0"/>
-          <w:numId w:val="5"/>
-        </w:numPr>
-        <w:bidi w:val="0"/>
-        <w:ind w:left="420" w:leftChars="0" w:hanging="420" w:firstLineChars="0"/>
-      </w:pPr>
-      <w:r>
-        <w:t xml:space="preserve">build riêng </w:t>
-      </w:r>
-    </w:p>
-    <w:p>
-      <w:pPr>
-        <w:numPr>
-          <w:ilvl w:val="0"/>
-          <w:numId w:val="5"/>
-        </w:numPr>
-        <w:bidi w:val="0"/>
-        <w:ind w:left="420" w:leftChars="0" w:hanging="420" w:firstLineChars="0"/>
-      </w:pPr>
-      <w:r>
-        <w:t xml:space="preserve">deploy riêng </w:t>
-      </w:r>
-    </w:p>
-    <w:p>
-      <w:pPr>
-        <w:numPr>
-          <w:ilvl w:val="0"/>
-          <w:numId w:val="5"/>
-        </w:numPr>
-        <w:bidi w:val="0"/>
-        <w:ind w:left="420" w:leftChars="0" w:hanging="420" w:firstLineChars="0"/>
-      </w:pPr>
-      <w:r>
-        <w:t xml:space="preserve">update riêng </w:t>
-      </w:r>
-    </w:p>
-    <w:p>
-      <w:pPr>
-        <w:bidi w:val="0"/>
-      </w:pPr>
-      <w:r>
-        <w:t>mà không ảnh hưởng service khác.</w:t>
+        <w:ind w:leftChars="0"/>
+        <w:rPr>
+          <w:rStyle w:val="17"/>
+        </w:rPr>
+      </w:pPr>
+      <w:r>
+        <w:t>Decentralization nghĩa là</w:t>
+      </w:r>
+      <w:r>
+        <w:rPr>
+          <w:rFonts w:hint="default"/>
+          <w:lang w:val="en-US"/>
+        </w:rPr>
+        <w:t xml:space="preserve"> k</w:t>
+      </w:r>
+      <w:r>
+        <w:t>hông tập trung toàn bộ hệ thống vào một nơi.Mỗi service/module có thể hoạt động độc lập.</w:t>
       </w:r>
     </w:p>
     <w:p>
@@ -3019,156 +2626,51 @@
         </w:rPr>
         <w:br w:type="textWrapping"/>
       </w:r>
-      <w:bookmarkStart w:id="19" w:name="_Toc29708"/>
-      <w:r>
-        <w:rPr>
-          <w:rStyle w:val="17"/>
-        </w:rPr>
-        <w:t>6.2. Ví dụ triển khai độc lập</w:t>
-      </w:r>
-    </w:p>
-    <w:bookmarkEnd w:id="19"/>
-    <w:p>
-      <w:pPr>
-        <w:bidi w:val="0"/>
-      </w:pPr>
-      <w:r>
-        <w:t>Ta có:</w:t>
-      </w:r>
-    </w:p>
-    <w:p>
-      <w:pPr>
-        <w:numPr>
-          <w:ilvl w:val="0"/>
-          <w:numId w:val="5"/>
-        </w:numPr>
-        <w:bidi w:val="0"/>
-        <w:ind w:left="420" w:leftChars="0" w:hanging="420" w:firstLineChars="0"/>
-      </w:pPr>
-      <w:r>
-        <w:t xml:space="preserve">Auth Service </w:t>
-      </w:r>
-    </w:p>
-    <w:p>
-      <w:pPr>
-        <w:numPr>
-          <w:ilvl w:val="0"/>
-          <w:numId w:val="5"/>
-        </w:numPr>
-        <w:bidi w:val="0"/>
-        <w:ind w:left="420" w:leftChars="0" w:hanging="420" w:firstLineChars="0"/>
-      </w:pPr>
-      <w:r>
-        <w:t xml:space="preserve">Payment Service </w:t>
-      </w:r>
-    </w:p>
-    <w:p>
-      <w:pPr>
-        <w:numPr>
-          <w:ilvl w:val="0"/>
-          <w:numId w:val="5"/>
-        </w:numPr>
-        <w:bidi w:val="0"/>
-        <w:ind w:left="420" w:leftChars="0" w:hanging="420" w:firstLineChars="0"/>
-      </w:pPr>
-      <w:r>
-        <w:t xml:space="preserve">Product Service </w:t>
-      </w:r>
-    </w:p>
-    <w:p>
-      <w:pPr>
-        <w:bidi w:val="0"/>
-      </w:pPr>
-      <w:r>
-        <w:t>Nếu update Payment:</w:t>
-      </w:r>
-    </w:p>
-    <w:p>
-      <w:pPr>
-        <w:bidi w:val="0"/>
-      </w:pPr>
-      <w:r>
-        <w:t>Deploy Payment Service only</w:t>
-      </w:r>
-    </w:p>
-    <w:p>
-      <w:pPr>
-        <w:bidi w:val="0"/>
-        <w:rPr>
-          <w:rStyle w:val="17"/>
-        </w:rPr>
-      </w:pPr>
-      <w:r>
-        <w:t>Không cần deploy toàn bộ hệ thống.</w:t>
-      </w:r>
-      <w:r>
-        <w:rPr>
-          <w:rStyle w:val="17"/>
-        </w:rPr>
-        <w:br w:type="textWrapping"/>
-      </w:r>
-      <w:bookmarkStart w:id="20" w:name="_Toc4382"/>
-      <w:r>
-        <w:rPr>
-          <w:rStyle w:val="17"/>
-        </w:rPr>
-        <w:t>6.</w:t>
-      </w:r>
-      <w:r>
-        <w:rPr>
-          <w:rStyle w:val="17"/>
-          <w:rFonts w:hint="default"/>
-          <w:lang w:val="en-US"/>
-        </w:rPr>
-        <w:t>3</w:t>
-      </w:r>
-      <w:r>
-        <w:rPr>
-          <w:rStyle w:val="17"/>
-        </w:rPr>
-        <w:t>. Lợi ích</w:t>
-      </w:r>
-      <w:bookmarkEnd w:id="20"/>
-    </w:p>
-    <w:p>
-      <w:pPr>
-        <w:numPr>
-          <w:ilvl w:val="0"/>
-          <w:numId w:val="5"/>
-        </w:numPr>
-        <w:bidi w:val="0"/>
-        <w:ind w:left="420" w:leftChars="0" w:hanging="420" w:firstLineChars="0"/>
-      </w:pPr>
-      <w:r>
-        <w:t xml:space="preserve">Release nhanh hơn </w:t>
-      </w:r>
-    </w:p>
-    <w:p>
-      <w:pPr>
-        <w:numPr>
-          <w:ilvl w:val="0"/>
-          <w:numId w:val="5"/>
-        </w:numPr>
-        <w:bidi w:val="0"/>
-        <w:ind w:left="420" w:leftChars="0" w:hanging="420" w:firstLineChars="0"/>
-      </w:pPr>
-      <w:r>
-        <w:t xml:space="preserve">Giảm downtime </w:t>
-      </w:r>
-      <w:bookmarkStart w:id="31" w:name="_GoBack"/>
-      <w:bookmarkEnd w:id="31"/>
-    </w:p>
-    <w:p>
-      <w:pPr>
-        <w:numPr>
-          <w:ilvl w:val="0"/>
-          <w:numId w:val="5"/>
-        </w:numPr>
-        <w:bidi w:val="0"/>
-        <w:ind w:left="420" w:leftChars="0" w:hanging="420" w:firstLineChars="0"/>
-      </w:pPr>
-      <w:r>
-        <w:t>Team làm việc độc lập</w:t>
+      <w:bookmarkStart w:id="17" w:name="_Toc9070"/>
+      <w:r>
+        <w:rPr>
+          <w:rStyle w:val="17"/>
+        </w:rPr>
+        <w:t>5.</w:t>
+      </w:r>
+      <w:r>
+        <w:rPr>
+          <w:rStyle w:val="17"/>
+          <w:rFonts w:hint="default"/>
+          <w:lang w:val="en-US"/>
+        </w:rPr>
+        <w:t>2</w:t>
+      </w:r>
+      <w:r>
+        <w:rPr>
+          <w:rStyle w:val="17"/>
+        </w:rPr>
+        <w:t>. Ví dụ Microservices</w:t>
+      </w:r>
+    </w:p>
+    <w:bookmarkEnd w:id="17"/>
+    <w:p>
+      <w:pPr>
+        <w:bidi w:val="0"/>
+      </w:pPr>
+      <w:r>
+        <w:t>Khi Payment Service bị lỗi:</w:t>
+      </w:r>
+    </w:p>
+    <w:p>
+      <w:pPr>
+        <w:bidi w:val="0"/>
+      </w:pPr>
+      <w:r>
+        <w:t xml:space="preserve">User Service vẫn chạy </w:t>
+      </w:r>
+    </w:p>
+    <w:p>
+      <w:pPr>
+        <w:bidi w:val="0"/>
+      </w:pPr>
+      <w:r>
+        <w:t>Product Service vẫn hoạt động</w:t>
       </w:r>
     </w:p>
     <w:p>
@@ -3181,7 +2683,154 @@
         </w:numPr>
         <w:suppressLineNumbers w:val="0"/>
         <w:ind w:leftChars="0"/>
-      </w:pPr>
+        <w:rPr>
+          <w:rStyle w:val="17"/>
+        </w:rPr>
+      </w:pPr>
+      <w:r>
+        <w:rPr>
+          <w:rStyle w:val="17"/>
+        </w:rPr>
+        <w:br w:type="textWrapping"/>
+      </w:r>
+      <w:bookmarkStart w:id="18" w:name="_Toc3621"/>
+      <w:r>
+        <w:rPr>
+          <w:rStyle w:val="17"/>
+        </w:rPr>
+        <w:t>5.</w:t>
+      </w:r>
+      <w:r>
+        <w:rPr>
+          <w:rStyle w:val="17"/>
+          <w:rFonts w:hint="default"/>
+          <w:lang w:val="en-US"/>
+        </w:rPr>
+        <w:t>3</w:t>
+      </w:r>
+      <w:r>
+        <w:rPr>
+          <w:rStyle w:val="17"/>
+        </w:rPr>
+        <w:t xml:space="preserve">. Ưu điểm và nhược điểm </w:t>
+      </w:r>
+    </w:p>
+    <w:bookmarkEnd w:id="18"/>
+    <w:p>
+      <w:pPr>
+        <w:bidi w:val="0"/>
+        <w:rPr>
+          <w:rFonts w:hint="default"/>
+          <w:lang w:val="en-US"/>
+        </w:rPr>
+      </w:pPr>
+      <w:r>
+        <w:t>Ưu điểm</w:t>
+      </w:r>
+      <w:r>
+        <w:rPr>
+          <w:rFonts w:hint="default"/>
+          <w:lang w:val="en-US"/>
+        </w:rPr>
+        <w:t xml:space="preserve">: </w:t>
+      </w:r>
+    </w:p>
+    <w:p>
+      <w:pPr>
+        <w:numPr>
+          <w:ilvl w:val="0"/>
+          <w:numId w:val="4"/>
+        </w:numPr>
+        <w:bidi w:val="0"/>
+        <w:ind w:left="420" w:leftChars="0" w:hanging="420" w:firstLineChars="0"/>
+      </w:pPr>
+      <w:r>
+        <w:t xml:space="preserve">Dễ scale </w:t>
+      </w:r>
+    </w:p>
+    <w:p>
+      <w:pPr>
+        <w:numPr>
+          <w:ilvl w:val="0"/>
+          <w:numId w:val="4"/>
+        </w:numPr>
+        <w:bidi w:val="0"/>
+        <w:ind w:left="420" w:leftChars="0" w:hanging="420" w:firstLineChars="0"/>
+      </w:pPr>
+      <w:r>
+        <w:t xml:space="preserve">Dễ deploy </w:t>
+      </w:r>
+    </w:p>
+    <w:p>
+      <w:pPr>
+        <w:numPr>
+          <w:ilvl w:val="0"/>
+          <w:numId w:val="4"/>
+        </w:numPr>
+        <w:bidi w:val="0"/>
+        <w:ind w:left="420" w:leftChars="0" w:hanging="420" w:firstLineChars="0"/>
+      </w:pPr>
+      <w:r>
+        <w:t xml:space="preserve">Fault isolation tốt </w:t>
+      </w:r>
+    </w:p>
+    <w:p>
+      <w:pPr>
+        <w:bidi w:val="0"/>
+        <w:rPr>
+          <w:rFonts w:hint="default"/>
+          <w:lang w:val="en-US"/>
+        </w:rPr>
+      </w:pPr>
+      <w:r>
+        <w:t>Nhược điểm</w:t>
+      </w:r>
+      <w:r>
+        <w:rPr>
+          <w:rFonts w:hint="default"/>
+          <w:lang w:val="en-US"/>
+        </w:rPr>
+        <w:t xml:space="preserve">: </w:t>
+      </w:r>
+    </w:p>
+    <w:p>
+      <w:pPr>
+        <w:numPr>
+          <w:ilvl w:val="0"/>
+          <w:numId w:val="4"/>
+        </w:numPr>
+        <w:bidi w:val="0"/>
+        <w:ind w:left="420" w:leftChars="0" w:hanging="420" w:firstLineChars="0"/>
+      </w:pPr>
+      <w:r>
+        <w:t xml:space="preserve">Khó quản lý hơn </w:t>
+      </w:r>
+    </w:p>
+    <w:p>
+      <w:pPr>
+        <w:numPr>
+          <w:ilvl w:val="0"/>
+          <w:numId w:val="4"/>
+        </w:numPr>
+        <w:bidi w:val="0"/>
+        <w:ind w:left="420" w:leftChars="0" w:hanging="420" w:firstLineChars="0"/>
+      </w:pPr>
+      <w:r>
+        <w:t xml:space="preserve">Phức tạp networking </w:t>
+      </w:r>
+    </w:p>
+    <w:p>
+      <w:pPr>
+        <w:numPr>
+          <w:ilvl w:val="0"/>
+          <w:numId w:val="4"/>
+        </w:numPr>
+        <w:bidi w:val="0"/>
+        <w:ind w:left="420" w:leftChars="0" w:hanging="420" w:firstLineChars="0"/>
+      </w:pPr>
+      <w:r>
+        <w:t xml:space="preserve">Debug khó </w:t>
+      </w:r>
     </w:p>
     <w:p>
       <w:pPr>
@@ -3198,23 +2847,14 @@
           <w:rStyle w:val="17"/>
         </w:rPr>
       </w:pPr>
-      <w:bookmarkStart w:id="21" w:name="_Toc18004"/>
+      <w:bookmarkStart w:id="19" w:name="_Toc27864"/>
       <w:r>
         <w:rPr>
           <w:rStyle w:val="15"/>
         </w:rPr>
-        <w:t>Design for Failure (Fault Tolerance &amp; Resilience)</w:t>
-      </w:r>
-      <w:bookmarkEnd w:id="21"/>
-      <w:r>
-        <w:br w:type="textWrapping"/>
-      </w:r>
-      <w:r>
-        <w:rPr>
-          <w:rStyle w:val="17"/>
-        </w:rPr>
-        <w:t>7.1. Khái niệm</w:t>
-      </w:r>
+        <w:t>Independent Deployability</w:t>
+      </w:r>
+      <w:bookmarkEnd w:id="19"/>
     </w:p>
     <w:p>
       <w:pPr>
@@ -3231,20 +2871,72 @@
         </w:rPr>
       </w:pPr>
       <w:r>
-        <w:rPr>
-          <w:rStyle w:val="17"/>
-        </w:rPr>
         <w:br w:type="textWrapping"/>
       </w:r>
-      <w:bookmarkStart w:id="22" w:name="_Toc5766"/>
-      <w:r>
-        <w:rPr>
-          <w:rStyle w:val="17"/>
-        </w:rPr>
-        <w:t>7.2. Fault Tolerance là gì?</w:t>
-      </w:r>
-    </w:p>
-    <w:bookmarkEnd w:id="22"/>
+      <w:bookmarkStart w:id="20" w:name="_Toc6182"/>
+      <w:r>
+        <w:rPr>
+          <w:rStyle w:val="17"/>
+        </w:rPr>
+        <w:t>6.1. Khái niệm</w:t>
+      </w:r>
+    </w:p>
+    <w:bookmarkEnd w:id="20"/>
+    <w:p>
+      <w:pPr>
+        <w:bidi w:val="0"/>
+      </w:pPr>
+      <w:r>
+        <w:t>Mỗi service có thể:</w:t>
+      </w:r>
+    </w:p>
+    <w:p>
+      <w:pPr>
+        <w:numPr>
+          <w:ilvl w:val="0"/>
+          <w:numId w:val="5"/>
+        </w:numPr>
+        <w:bidi w:val="0"/>
+        <w:ind w:left="420" w:leftChars="0" w:hanging="420" w:firstLineChars="0"/>
+      </w:pPr>
+      <w:r>
+        <w:t xml:space="preserve">build riêng </w:t>
+      </w:r>
+    </w:p>
+    <w:p>
+      <w:pPr>
+        <w:numPr>
+          <w:ilvl w:val="0"/>
+          <w:numId w:val="5"/>
+        </w:numPr>
+        <w:bidi w:val="0"/>
+        <w:ind w:left="420" w:leftChars="0" w:hanging="420" w:firstLineChars="0"/>
+      </w:pPr>
+      <w:r>
+        <w:t xml:space="preserve">deploy riêng </w:t>
+      </w:r>
+    </w:p>
+    <w:p>
+      <w:pPr>
+        <w:numPr>
+          <w:ilvl w:val="0"/>
+          <w:numId w:val="5"/>
+        </w:numPr>
+        <w:bidi w:val="0"/>
+        <w:ind w:left="420" w:leftChars="0" w:hanging="420" w:firstLineChars="0"/>
+      </w:pPr>
+      <w:r>
+        <w:t xml:space="preserve">update riêng </w:t>
+      </w:r>
+    </w:p>
+    <w:p>
+      <w:pPr>
+        <w:bidi w:val="0"/>
+      </w:pPr>
+      <w:r>
+        <w:t>mà không ảnh hưởng service khác.</w:t>
+      </w:r>
+    </w:p>
     <w:p>
       <w:pPr>
         <w:keepNext w:val="0"/>
@@ -3265,15 +2957,164 @@
         </w:rPr>
         <w:br w:type="textWrapping"/>
       </w:r>
-      <w:bookmarkStart w:id="23" w:name="_Toc25248"/>
-      <w:r>
-        <w:rPr>
-          <w:rStyle w:val="17"/>
-        </w:rPr>
-        <w:t>7.3. Resilience là gì?</w:t>
-      </w:r>
-    </w:p>
-    <w:bookmarkEnd w:id="23"/>
+      <w:bookmarkStart w:id="21" w:name="_Toc5175"/>
+      <w:r>
+        <w:rPr>
+          <w:rStyle w:val="17"/>
+        </w:rPr>
+        <w:t>6.2. Ví dụ triển khai độc lập</w:t>
+      </w:r>
+    </w:p>
+    <w:bookmarkEnd w:id="21"/>
+    <w:p>
+      <w:pPr>
+        <w:bidi w:val="0"/>
+      </w:pPr>
+      <w:r>
+        <w:t>Ta có:</w:t>
+      </w:r>
+    </w:p>
+    <w:p>
+      <w:pPr>
+        <w:numPr>
+          <w:ilvl w:val="0"/>
+          <w:numId w:val="5"/>
+        </w:numPr>
+        <w:bidi w:val="0"/>
+        <w:ind w:left="420" w:leftChars="0" w:hanging="420" w:firstLineChars="0"/>
+      </w:pPr>
+      <w:r>
+        <w:t xml:space="preserve">Auth Service </w:t>
+      </w:r>
+    </w:p>
+    <w:p>
+      <w:pPr>
+        <w:numPr>
+          <w:ilvl w:val="0"/>
+          <w:numId w:val="5"/>
+        </w:numPr>
+        <w:bidi w:val="0"/>
+        <w:ind w:left="420" w:leftChars="0" w:hanging="420" w:firstLineChars="0"/>
+      </w:pPr>
+      <w:r>
+        <w:t xml:space="preserve">Payment Service </w:t>
+      </w:r>
+    </w:p>
+    <w:p>
+      <w:pPr>
+        <w:numPr>
+          <w:ilvl w:val="0"/>
+          <w:numId w:val="5"/>
+        </w:numPr>
+        <w:bidi w:val="0"/>
+        <w:ind w:left="420" w:leftChars="0" w:hanging="420" w:firstLineChars="0"/>
+      </w:pPr>
+      <w:r>
+        <w:t xml:space="preserve">Product Service </w:t>
+      </w:r>
+    </w:p>
+    <w:p>
+      <w:pPr>
+        <w:bidi w:val="0"/>
+      </w:pPr>
+      <w:r>
+        <w:t>Nếu update Payment:</w:t>
+      </w:r>
+    </w:p>
+    <w:p>
+      <w:pPr>
+        <w:bidi w:val="0"/>
+      </w:pPr>
+      <w:r>
+        <w:t>Deploy Payment Service only</w:t>
+      </w:r>
+    </w:p>
+    <w:p>
+      <w:pPr>
+        <w:bidi w:val="0"/>
+        <w:rPr>
+          <w:rStyle w:val="17"/>
+        </w:rPr>
+      </w:pPr>
+      <w:r>
+        <w:t>Không cần deploy toàn bộ hệ thống.</w:t>
+      </w:r>
+      <w:r>
+        <w:rPr>
+          <w:rStyle w:val="17"/>
+        </w:rPr>
+        <w:br w:type="textWrapping"/>
+      </w:r>
+    </w:p>
+    <w:p>
+      <w:pPr>
+        <w:bidi w:val="0"/>
+        <w:rPr>
+          <w:rStyle w:val="17"/>
+        </w:rPr>
+      </w:pPr>
+      <w:bookmarkStart w:id="22" w:name="_Toc27013"/>
+      <w:r>
+        <w:rPr>
+          <w:rStyle w:val="17"/>
+        </w:rPr>
+        <w:t>6.</w:t>
+      </w:r>
+      <w:r>
+        <w:rPr>
+          <w:rStyle w:val="17"/>
+          <w:rFonts w:hint="default"/>
+          <w:lang w:val="en-US"/>
+        </w:rPr>
+        <w:t>3</w:t>
+      </w:r>
+      <w:r>
+        <w:rPr>
+          <w:rStyle w:val="17"/>
+        </w:rPr>
+        <w:t>. Lợi ích</w:t>
+      </w:r>
+    </w:p>
+    <w:bookmarkEnd w:id="22"/>
+    <w:p>
+      <w:pPr>
+        <w:numPr>
+          <w:ilvl w:val="0"/>
+          <w:numId w:val="5"/>
+        </w:numPr>
+        <w:bidi w:val="0"/>
+        <w:ind w:left="420" w:leftChars="0" w:hanging="420" w:firstLineChars="0"/>
+      </w:pPr>
+      <w:r>
+        <w:t xml:space="preserve">Release nhanh hơn </w:t>
+      </w:r>
+    </w:p>
+    <w:p>
+      <w:pPr>
+        <w:numPr>
+          <w:ilvl w:val="0"/>
+          <w:numId w:val="5"/>
+        </w:numPr>
+        <w:bidi w:val="0"/>
+        <w:ind w:left="420" w:leftChars="0" w:hanging="420" w:firstLineChars="0"/>
+      </w:pPr>
+      <w:r>
+        <w:t xml:space="preserve">Giảm downtime </w:t>
+      </w:r>
+    </w:p>
+    <w:p>
+      <w:pPr>
+        <w:numPr>
+          <w:ilvl w:val="0"/>
+          <w:numId w:val="5"/>
+        </w:numPr>
+        <w:bidi w:val="0"/>
+        <w:ind w:left="420" w:leftChars="0" w:hanging="420" w:firstLineChars="0"/>
+      </w:pPr>
+      <w:r>
+        <w:t>Team làm việc độc lập</w:t>
+      </w:r>
+    </w:p>
     <w:p>
       <w:pPr>
         <w:keepNext w:val="0"/>
@@ -3284,53 +3125,31 @@
         </w:numPr>
         <w:suppressLineNumbers w:val="0"/>
         <w:ind w:leftChars="0"/>
-        <w:rPr>
-          <w:rStyle w:val="17"/>
-        </w:rPr>
-      </w:pPr>
-      <w:r>
-        <w:rPr>
-          <w:rStyle w:val="17"/>
-        </w:rPr>
-        <w:br w:type="textWrapping"/>
-      </w:r>
-      <w:bookmarkStart w:id="24" w:name="_Toc25520"/>
-      <w:r>
-        <w:rPr>
-          <w:rStyle w:val="17"/>
-        </w:rPr>
-        <w:t>7.4. Retry, Timeout, Circuit Breaker</w:t>
-      </w:r>
-    </w:p>
-    <w:bookmarkEnd w:id="24"/>
+      </w:pPr>
+    </w:p>
     <w:p>
       <w:pPr>
         <w:keepNext w:val="0"/>
         <w:keepLines w:val="0"/>
         <w:widowControl/>
         <w:numPr>
-          <w:numId w:val="0"/>
+          <w:ilvl w:val="0"/>
+          <w:numId w:val="1"/>
         </w:numPr>
         <w:suppressLineNumbers w:val="0"/>
-        <w:ind w:leftChars="0"/>
-      </w:pPr>
-      <w:r>
-        <w:rPr>
-          <w:rStyle w:val="17"/>
-        </w:rPr>
-        <w:br w:type="textWrapping"/>
-      </w:r>
-      <w:bookmarkStart w:id="25" w:name="_Toc7698"/>
-      <w:r>
-        <w:rPr>
-          <w:rStyle w:val="17"/>
-        </w:rPr>
-        <w:t>7.5. Ví dụ thực tế</w:t>
-      </w:r>
-      <w:bookmarkEnd w:id="25"/>
-      <w:r>
-        <w:t xml:space="preserve"> </w:t>
-      </w:r>
+        <w:ind w:left="0" w:leftChars="0" w:firstLine="0" w:firstLineChars="0"/>
+        <w:rPr>
+          <w:rStyle w:val="17"/>
+        </w:rPr>
+      </w:pPr>
+      <w:bookmarkStart w:id="23" w:name="_Toc710"/>
+      <w:r>
+        <w:rPr>
+          <w:rStyle w:val="15"/>
+        </w:rPr>
+        <w:t>Design for Failure (Fault Tolerance &amp; Resilience)</w:t>
+      </w:r>
+      <w:bookmarkEnd w:id="23"/>
     </w:p>
     <w:p>
       <w:pPr>
@@ -3338,31 +3157,51 @@
         <w:keepLines w:val="0"/>
         <w:widowControl/>
         <w:numPr>
-          <w:ilvl w:val="0"/>
-          <w:numId w:val="1"/>
+          <w:numId w:val="0"/>
         </w:numPr>
         <w:suppressLineNumbers w:val="0"/>
-        <w:ind w:left="0" w:leftChars="0" w:firstLine="0" w:firstLineChars="0"/>
-        <w:rPr>
-          <w:rStyle w:val="17"/>
-        </w:rPr>
-      </w:pPr>
-      <w:bookmarkStart w:id="26" w:name="_Toc11562"/>
-      <w:r>
-        <w:rPr>
-          <w:rStyle w:val="15"/>
-        </w:rPr>
-        <w:t>Scalability</w:t>
-      </w:r>
-      <w:bookmarkEnd w:id="26"/>
+        <w:ind w:leftChars="0"/>
+        <w:rPr>
+          <w:rStyle w:val="17"/>
+        </w:rPr>
+      </w:pPr>
       <w:r>
         <w:br w:type="textWrapping"/>
       </w:r>
-      <w:r>
-        <w:rPr>
-          <w:rStyle w:val="17"/>
-        </w:rPr>
-        <w:t>8.1. Khái niệm</w:t>
+      <w:bookmarkStart w:id="24" w:name="_Toc19058"/>
+      <w:r>
+        <w:rPr>
+          <w:rStyle w:val="17"/>
+        </w:rPr>
+        <w:t>7.1. Khái niệm</w:t>
+      </w:r>
+    </w:p>
+    <w:bookmarkEnd w:id="24"/>
+    <w:p>
+      <w:pPr>
+        <w:bidi w:val="0"/>
+      </w:pPr>
+      <w:r>
+        <w:t>Trong distributed systems:</w:t>
+      </w:r>
+    </w:p>
+    <w:p>
+      <w:pPr>
+        <w:bidi w:val="0"/>
+      </w:pPr>
+      <w:r>
+        <w:rPr>
+          <w:rFonts w:hint="eastAsia"/>
+        </w:rPr>
+        <w:t>Failure là điều chắc chắn sẽ xảy ra.</w:t>
+      </w:r>
+    </w:p>
+    <w:p>
+      <w:pPr>
+        <w:bidi w:val="0"/>
+      </w:pPr>
+      <w:r>
+        <w:t>Nên hệ thống phải được thiết kế để chịu lỗi.</w:t>
       </w:r>
     </w:p>
     <w:p>
@@ -3385,15 +3224,58 @@
         </w:rPr>
         <w:br w:type="textWrapping"/>
       </w:r>
-      <w:bookmarkStart w:id="27" w:name="_Toc8281"/>
-      <w:r>
-        <w:rPr>
-          <w:rStyle w:val="17"/>
-        </w:rPr>
-        <w:t>8.2. Vertical Scaling và Horizontal Scaling</w:t>
-      </w:r>
-    </w:p>
-    <w:bookmarkEnd w:id="27"/>
+      <w:bookmarkStart w:id="25" w:name="_Toc23634"/>
+      <w:r>
+        <w:rPr>
+          <w:rStyle w:val="17"/>
+        </w:rPr>
+        <w:t>7.2. Fault Tolerance là gì?</w:t>
+      </w:r>
+    </w:p>
+    <w:bookmarkEnd w:id="25"/>
+    <w:p>
+      <w:pPr>
+        <w:bidi w:val="0"/>
+      </w:pPr>
+      <w:r>
+        <w:t>Khả năng:</w:t>
+      </w:r>
+    </w:p>
+    <w:p>
+      <w:pPr>
+        <w:bidi w:val="0"/>
+      </w:pPr>
+      <w:r>
+        <w:rPr>
+          <w:rFonts w:hint="eastAsia"/>
+        </w:rPr>
+        <w:t>Hệ thống vẫn tiếp tục hoạt động khi có lỗi.</w:t>
+      </w:r>
+    </w:p>
+    <w:p>
+      <w:pPr>
+        <w:bidi w:val="0"/>
+      </w:pPr>
+      <w:r>
+        <w:t>Ví dụ:</w:t>
+      </w:r>
+    </w:p>
+    <w:p>
+      <w:pPr>
+        <w:bidi w:val="0"/>
+      </w:pPr>
+      <w:r>
+        <w:t xml:space="preserve">Server A chết </w:t>
+      </w:r>
+    </w:p>
+    <w:p>
+      <w:pPr>
+        <w:bidi w:val="0"/>
+      </w:pPr>
+      <w:r>
+        <w:t>Server B thay thế</w:t>
+      </w:r>
+    </w:p>
     <w:p>
       <w:pPr>
         <w:keepNext w:val="0"/>
@@ -3414,44 +3296,82 @@
         </w:rPr>
         <w:br w:type="textWrapping"/>
       </w:r>
-      <w:bookmarkStart w:id="28" w:name="_Toc5074"/>
-      <w:r>
-        <w:rPr>
-          <w:rStyle w:val="17"/>
-        </w:rPr>
-        <w:t>8.3. Ví dụ hệ thống lớn</w:t>
-      </w:r>
-    </w:p>
-    <w:bookmarkEnd w:id="28"/>
+      <w:bookmarkStart w:id="26" w:name="_Toc17018"/>
+      <w:r>
+        <w:rPr>
+          <w:rStyle w:val="17"/>
+        </w:rPr>
+        <w:t>7.3. Resilience là gì?</w:t>
+      </w:r>
+    </w:p>
+    <w:bookmarkEnd w:id="26"/>
+    <w:p>
+      <w:pPr>
+        <w:bidi w:val="0"/>
+      </w:pPr>
+      <w:r>
+        <w:t>Khả năng:</w:t>
+      </w:r>
+    </w:p>
+    <w:p>
+      <w:pPr>
+        <w:bidi w:val="0"/>
+      </w:pPr>
+      <w:r>
+        <w:rPr>
+          <w:rFonts w:hint="eastAsia"/>
+        </w:rPr>
+        <w:t>Hệ thống phục hồi nhanh sau lỗi.</w:t>
+      </w:r>
+    </w:p>
+    <w:p>
+      <w:pPr>
+        <w:bidi w:val="0"/>
+      </w:pPr>
+      <w:r>
+        <w:t>Ví dụ:</w:t>
+      </w:r>
+    </w:p>
+    <w:p>
+      <w:pPr>
+        <w:bidi w:val="0"/>
+      </w:pPr>
+      <w:r>
+        <w:t xml:space="preserve">Service restart tự động </w:t>
+      </w:r>
+    </w:p>
+    <w:p>
+      <w:pPr>
+        <w:bidi w:val="0"/>
+      </w:pPr>
+      <w:r>
+        <w:t>Retry request</w:t>
+      </w:r>
+    </w:p>
     <w:p>
       <w:pPr>
         <w:keepNext w:val="0"/>
         <w:keepLines w:val="0"/>
         <w:widowControl/>
         <w:numPr>
-          <w:numId w:val="0"/>
+          <w:ilvl w:val="0"/>
+          <w:numId w:val="1"/>
         </w:numPr>
         <w:suppressLineNumbers w:val="0"/>
-        <w:ind w:leftChars="0"/>
-        <w:rPr>
-          <w:rStyle w:val="17"/>
-        </w:rPr>
-      </w:pPr>
-      <w:r>
-        <w:rPr>
-          <w:rStyle w:val="17"/>
-        </w:rPr>
-        <w:br w:type="textWrapping"/>
-      </w:r>
-      <w:bookmarkStart w:id="29" w:name="_Toc1799"/>
-      <w:r>
-        <w:rPr>
-          <w:rStyle w:val="17"/>
-        </w:rPr>
-        <w:t>8.4. Database Scaling</w:t>
-      </w:r>
-    </w:p>
-    <w:bookmarkEnd w:id="29"/>
+        <w:ind w:left="0" w:leftChars="0" w:firstLine="0" w:firstLineChars="0"/>
+        <w:rPr>
+          <w:rStyle w:val="17"/>
+        </w:rPr>
+      </w:pPr>
+      <w:bookmarkStart w:id="27" w:name="_Toc31066"/>
+      <w:r>
+        <w:rPr>
+          <w:rStyle w:val="15"/>
+        </w:rPr>
+        <w:t>Scalability</w:t>
+      </w:r>
+      <w:bookmarkEnd w:id="27"/>
+    </w:p>
     <w:p>
       <w:pPr>
         <w:keepNext w:val="0"/>
@@ -3462,6 +3382,60 @@
         </w:numPr>
         <w:suppressLineNumbers w:val="0"/>
         <w:ind w:leftChars="0"/>
+        <w:rPr>
+          <w:rStyle w:val="17"/>
+        </w:rPr>
+      </w:pPr>
+      <w:bookmarkStart w:id="28" w:name="_Toc8862"/>
+      <w:r>
+        <w:rPr>
+          <w:rStyle w:val="17"/>
+        </w:rPr>
+        <w:t>8.1. Khái niệm</w:t>
+      </w:r>
+    </w:p>
+    <w:bookmarkEnd w:id="28"/>
+    <w:p>
+      <w:pPr>
+        <w:bidi w:val="0"/>
+      </w:pPr>
+      <w:r>
+        <w:t>Scalability là</w:t>
+      </w:r>
+      <w:r>
+        <w:rPr>
+          <w:rFonts w:hint="default"/>
+          <w:lang w:val="en-US"/>
+        </w:rPr>
+        <w:t xml:space="preserve"> k</w:t>
+      </w:r>
+      <w:r>
+        <w:rPr>
+          <w:rFonts w:hint="eastAsia"/>
+        </w:rPr>
+        <w:t>hả năng mở rộng hệ thống khi lượng user tăng</w:t>
+      </w:r>
+      <w:r>
+        <w:rPr>
+          <w:rFonts w:hint="eastAsia" w:ascii="SimSun" w:hAnsi="SimSun" w:eastAsia="SimSun" w:cs="SimSun"/>
+          <w:szCs w:val="24"/>
+        </w:rPr>
+        <w:t>.</w:t>
+      </w:r>
+    </w:p>
+    <w:p>
+      <w:pPr>
+        <w:keepNext w:val="0"/>
+        <w:keepLines w:val="0"/>
+        <w:widowControl/>
+        <w:numPr>
+          <w:numId w:val="0"/>
+        </w:numPr>
+        <w:suppressLineNumbers w:val="0"/>
+        <w:ind w:leftChars="0"/>
+        <w:rPr>
+          <w:rStyle w:val="17"/>
+        </w:rPr>
       </w:pPr>
       <w:r>
         <w:rPr>
@@ -3469,14 +3443,114 @@
         </w:rPr>
         <w:br w:type="textWrapping"/>
       </w:r>
-      <w:bookmarkStart w:id="30" w:name="_Toc26234"/>
-      <w:r>
-        <w:rPr>
-          <w:rStyle w:val="17"/>
-        </w:rPr>
-        <w:t>8.5. Load Balancer</w:t>
-      </w:r>
-      <w:bookmarkEnd w:id="30"/>
+      <w:bookmarkStart w:id="29" w:name="_Toc24410"/>
+      <w:r>
+        <w:rPr>
+          <w:rStyle w:val="17"/>
+        </w:rPr>
+        <w:t>8.2. Vertical Scaling và Horizontal Scaling</w:t>
+      </w:r>
+    </w:p>
+    <w:bookmarkEnd w:id="29"/>
+    <w:p>
+      <w:pPr>
+        <w:bidi w:val="0"/>
+        <w:rPr>
+          <w:rFonts w:hint="default"/>
+          <w:lang w:val="en-US"/>
+        </w:rPr>
+      </w:pPr>
+      <w:r>
+        <w:rPr>
+          <w:rFonts w:hint="default"/>
+          <w:lang w:val="en-US"/>
+        </w:rPr>
+        <w:t xml:space="preserve">+ </w:t>
+      </w:r>
+      <w:r>
+        <w:t>Vertical Scaling</w:t>
+      </w:r>
+      <w:r>
+        <w:rPr>
+          <w:rFonts w:hint="default"/>
+          <w:lang w:val="en-US"/>
+        </w:rPr>
+        <w:t xml:space="preserve"> </w:t>
+      </w:r>
+    </w:p>
+    <w:p>
+      <w:pPr>
+        <w:bidi w:val="0"/>
+        <w:rPr>
+          <w:rFonts w:hint="default"/>
+          <w:lang w:val="en-US"/>
+        </w:rPr>
+      </w:pPr>
+      <w:r>
+        <w:rPr>
+          <w:rFonts w:hint="default"/>
+          <w:lang w:val="en-US"/>
+        </w:rPr>
+        <w:t>T</w:t>
+      </w:r>
+      <w:r>
+        <w:t>ăng sức mạnh server</w:t>
+      </w:r>
+      <w:r>
+        <w:rPr>
+          <w:rFonts w:hint="default"/>
+          <w:lang w:val="en-US"/>
+        </w:rPr>
+        <w:t xml:space="preserve"> như </w:t>
+      </w:r>
+      <w:r>
+        <w:t xml:space="preserve">RAM </w:t>
+      </w:r>
+      <w:r>
+        <w:rPr>
+          <w:rFonts w:hint="default"/>
+          <w:lang w:val="en-US"/>
+        </w:rPr>
+        <w:t xml:space="preserve">và </w:t>
+      </w:r>
+      <w:r>
+        <w:t>CPU</w:t>
+      </w:r>
+    </w:p>
+    <w:p>
+      <w:pPr>
+        <w:bidi w:val="0"/>
+      </w:pPr>
+      <w:r>
+        <w:rPr>
+          <w:rFonts w:hint="default"/>
+          <w:lang w:val="en-US"/>
+        </w:rPr>
+        <w:t xml:space="preserve">+ </w:t>
+      </w:r>
+      <w:r>
+        <w:t>Horizontal Scaling</w:t>
+      </w:r>
+    </w:p>
+    <w:p>
+      <w:pPr>
+        <w:bidi w:val="0"/>
+      </w:pPr>
+      <w:r>
+        <w:t>Tăng số lượng server.</w:t>
+      </w:r>
+    </w:p>
+    <w:p>
+      <w:pPr>
+        <w:bidi w:val="0"/>
+        <w:rPr>
+          <w:rFonts w:hint="default"/>
+          <w:lang w:val="en-US"/>
+        </w:rPr>
+      </w:pPr>
+      <w:r>
+        <w:t>Dùng Load Balancer phân phối request.</w:t>
+      </w:r>
     </w:p>
     <w:p>
       <w:pPr>
